--- a/Project Documents/721814 SOP/721814 SOP/Medical/CS_WI_MW0222 Revision 6.docx
+++ b/Project Documents/721814 SOP/721814 SOP/Medical/CS_WI_MW0222 Revision 6.docx
@@ -86,41 +86,6 @@
                 <w:rFonts w:ascii="Times New Roman"/>
                 <w:sz w:val="20"/>
               </w:rPr>
-              <w:drawing>
-                <wp:inline distT="0" distB="0" distL="0" distR="0">
-                  <wp:extent cx="1978151" cy="347472"/>
-                  <wp:effectExtent l="0" t="0" r="0" b="0"/>
-                  <wp:docPr id="1" name="image1.png"/>
-                  <wp:cNvGraphicFramePr>
-                    <a:graphicFrameLocks noChangeAspect="1"/>
-                  </wp:cNvGraphicFramePr>
-                  <a:graphic>
-                    <a:graphicData uri="http://schemas.openxmlformats.org/drawingml/2006/picture">
-                      <pic:pic>
-                        <pic:nvPicPr>
-                          <pic:cNvPr id="2" name="image1.png"/>
-                          <pic:cNvPicPr/>
-                        </pic:nvPicPr>
-                        <pic:blipFill>
-                          <a:blip r:embed="rId6" cstate="print"/>
-                          <a:stretch>
-                            <a:fillRect/>
-                          </a:stretch>
-                        </pic:blipFill>
-                        <pic:spPr>
-                          <a:xfrm>
-                            <a:off x="0" y="0"/>
-                            <a:ext cx="1978151" cy="347472"/>
-                          </a:xfrm>
-                          <a:prstGeom prst="rect">
-                            <a:avLst/>
-                          </a:prstGeom>
-                        </pic:spPr>
-                      </pic:pic>
-                    </a:graphicData>
-                  </a:graphic>
-                </wp:inline>
-              </w:drawing>
             </w:r>
             <w:r>
               <w:rPr>
@@ -2935,6 +2900,11 @@
         </w:rPr>
         <w:sectPr>
           <w:footerReference w:type="default" r:id="rId5"/>
+          <w:headerReference w:type="default" r:id="rId15"/>
+          <w:headerReference w:type="first" r:id="rId16"/>
+          <w:headerReference w:type="even" r:id="rId17"/>
+          <w:footerReference w:type="first" r:id="rId18"/>
+          <w:footerReference w:type="even" r:id="rId19"/>
           <w:type w:val="continuous"/>
           <w:pgSz w:w="12240" w:h="15840"/>
           <w:pgMar w:footer="957" w:header="0" w:top="700" w:bottom="1140" w:left="900" w:right="420"/>
@@ -22599,209 +22569,6 @@
       </w:pPr>
       <w:r>
         <w:rPr/>
-        <w:pict>
-          <v:group style="position:absolute;margin-left:227.97995pt;margin-top:430.779816pt;width:228.8pt;height:141.65pt;mso-position-horizontal-relative:page;mso-position-vertical-relative:page;z-index:-16359424" id="docshapegroup8" coordorigin="4560,8616" coordsize="4576,2833">
-            <v:shape style="position:absolute;left:8692;top:9388;width:432;height:1090" id="docshape9" coordorigin="8693,9389" coordsize="432,1090" path="m9125,10478l9123,10380,9116,10283,9105,10190,9090,10100,9071,10014,9049,9933,9023,9858,8993,9788,8961,9725,8925,9669,8887,9622,8803,9552,8803,9610,8693,9470,8803,9389,8803,9446,8846,9476,8925,9561,8961,9616,8993,9679,9023,9748,9049,9824,9071,9905,9090,9991,9105,10082,9116,10176,9123,10273,9125,10373,9125,10478xe" filled="true" fillcolor="#e7e6e6" stroked="false">
-              <v:path arrowok="t"/>
-              <v:fill type="solid"/>
-            </v:shape>
-            <v:shape style="position:absolute;left:8692;top:10425;width:433;height:1013" id="docshape10" coordorigin="8693,10426" coordsize="433,1013" path="m8707,11438l8693,11438,8693,11328,8738,11323,8783,11308,8866,11249,8942,11157,8976,11099,9007,11034,9035,10963,9060,10886,9081,10803,9098,10715,9112,10622,9120,10526,9125,10426,9125,10524,9121,10619,9113,10712,9101,10802,9085,10888,9065,10969,9042,11046,9016,11117,8987,11182,8955,11241,8921,11293,8845,11375,8761,11423,8717,11434,8707,11438xe" filled="true" fillcolor="#b9b8b8" stroked="false">
-              <v:path arrowok="t"/>
-              <v:fill type="solid"/>
-            </v:shape>
-            <v:shape style="position:absolute;left:8692;top:9388;width:432;height:2050" id="docshape11" coordorigin="8693,9389" coordsize="432,2050" path="m9125,10478l9123,10380,9116,10283,9105,10190,9090,10100,9071,10014,9049,9933,9023,9858,8993,9788,8961,9725,8925,9669,8887,9622,8803,9552,8803,9610,8693,9470,8803,9389,8803,9446,8846,9476,8925,9561,8961,9616,8993,9679,9023,9748,9049,9824,9071,9905,9090,9991,9105,10082,9116,10176,9123,10273,9125,10373,9125,10478,9123,10577,9116,10673,9105,10765,9091,10853,9073,10937,9051,11016,9027,11090,8999,11158,8968,11220,8935,11275,8862,11363,8780,11419,8693,11438,8693,11328,8738,11323,8783,11308,8866,11249,8942,11157,8976,11099,9007,11034,9035,10963,9060,10886,9081,10803,9098,10715,9112,10622,9120,10526,9125,10426e" filled="false" stroked="true" strokeweight="1.000082pt" strokecolor="#41709c">
-              <v:path arrowok="t"/>
-              <v:stroke dashstyle="solid"/>
-            </v:shape>
-            <v:shape style="position:absolute;left:6465;top:8625;width:452;height:284" id="docshape12" coordorigin="6466,8626" coordsize="452,284" path="m6691,8909l6466,8770,6581,8770,6581,8626,6802,8626,6802,8770,6917,8770,6691,8909xe" filled="true" fillcolor="#e7e6e6" stroked="false">
-              <v:path arrowok="t"/>
-              <v:fill type="solid"/>
-            </v:shape>
-            <v:shape style="position:absolute;left:6465;top:8625;width:452;height:284" id="docshape13" coordorigin="6466,8626" coordsize="452,284" path="m6802,8626l6802,8770,6917,8770,6691,8909,6466,8770,6581,8770,6581,8626,6802,8626xe" filled="false" stroked="true" strokeweight="1.000320pt" strokecolor="#41709c">
-              <v:path arrowok="t"/>
-              <v:stroke dashstyle="solid"/>
-            </v:shape>
-            <v:shape style="position:absolute;left:4569;top:8899;width:4080;height:840" type="#_x0000_t202" id="docshape14" filled="true" fillcolor="#5b9bd4" stroked="true" strokeweight="1.000082pt" strokecolor="#41709c">
-              <v:textbox inset="0,0,0,0">
-                <w:txbxContent>
-                  <w:p>
-                    <w:pPr>
-                      <w:spacing w:before="164"/>
-                      <w:ind w:left="534" w:right="0" w:hanging="169"/>
-                      <w:jc w:val="left"/>
-                      <w:rPr>
-                        <w:rFonts w:ascii="Calibri"/>
-                        <w:color w:val="000000"/>
-                        <w:sz w:val="20"/>
-                      </w:rPr>
-                    </w:pPr>
-                    <w:r>
-                      <w:rPr>
-                        <w:rFonts w:ascii="Calibri"/>
-                        <w:color w:val="000000"/>
-                        <w:sz w:val="20"/>
-                      </w:rPr>
-                      <w:t>IQVIA</w:t>
-                    </w:r>
-                    <w:r>
-                      <w:rPr>
-                        <w:rFonts w:ascii="Calibri"/>
-                        <w:color w:val="000000"/>
-                        <w:spacing w:val="-9"/>
-                        <w:sz w:val="20"/>
-                      </w:rPr>
-                      <w:t> </w:t>
-                    </w:r>
-                    <w:r>
-                      <w:rPr>
-                        <w:rFonts w:ascii="Calibri"/>
-                        <w:color w:val="000000"/>
-                        <w:sz w:val="20"/>
-                      </w:rPr>
-                      <w:t>finalises</w:t>
-                    </w:r>
-                    <w:r>
-                      <w:rPr>
-                        <w:rFonts w:ascii="Calibri"/>
-                        <w:color w:val="000000"/>
-                        <w:spacing w:val="-8"/>
-                        <w:sz w:val="20"/>
-                      </w:rPr>
-                      <w:t> </w:t>
-                    </w:r>
-                    <w:r>
-                      <w:rPr>
-                        <w:rFonts w:ascii="Calibri"/>
-                        <w:color w:val="000000"/>
-                        <w:sz w:val="20"/>
-                      </w:rPr>
-                      <w:t>posting</w:t>
-                    </w:r>
-                    <w:r>
-                      <w:rPr>
-                        <w:rFonts w:ascii="Calibri"/>
-                        <w:color w:val="000000"/>
-                        <w:spacing w:val="-9"/>
-                        <w:sz w:val="20"/>
-                      </w:rPr>
-                      <w:t> </w:t>
-                    </w:r>
-                    <w:r>
-                      <w:rPr>
-                        <w:rFonts w:ascii="Calibri"/>
-                        <w:color w:val="000000"/>
-                        <w:sz w:val="20"/>
-                      </w:rPr>
-                      <w:t>content,</w:t>
-                    </w:r>
-                    <w:r>
-                      <w:rPr>
-                        <w:rFonts w:ascii="Calibri"/>
-                        <w:color w:val="000000"/>
-                        <w:spacing w:val="-8"/>
-                        <w:sz w:val="20"/>
-                      </w:rPr>
-                      <w:t> </w:t>
-                    </w:r>
-                    <w:r>
-                      <w:rPr>
-                        <w:rFonts w:ascii="Calibri"/>
-                        <w:color w:val="000000"/>
-                        <w:sz w:val="20"/>
-                      </w:rPr>
-                      <w:t>including further QC and validation, as needed</w:t>
-                    </w:r>
-                  </w:p>
-                </w:txbxContent>
-              </v:textbox>
-              <v:fill type="solid"/>
-              <v:stroke dashstyle="solid"/>
-              <w10:wrap type="none"/>
-            </v:shape>
-            <v:shape style="position:absolute;left:6480;top:9777;width:452;height:288" id="docshape15" coordorigin="6480,9778" coordsize="452,288" path="m6706,10066l6480,9922,6590,9922,6590,9778,6816,9778,6816,9922,6931,9922,6706,10066xe" filled="true" fillcolor="#e7e6e6" stroked="false">
-              <v:path arrowok="t"/>
-              <v:fill type="solid"/>
-            </v:shape>
-            <v:shape style="position:absolute;left:6480;top:9777;width:452;height:288" id="docshape16" coordorigin="6480,9778" coordsize="452,288" path="m6816,9778l6816,9922,6931,9922,6706,10066,6480,9922,6590,9922,6590,9778,6816,9778xe" filled="false" stroked="true" strokeweight="1.000320pt" strokecolor="#41709c">
-              <v:path arrowok="t"/>
-              <v:stroke dashstyle="solid"/>
-            </v:shape>
-            <v:shape style="position:absolute;left:5332;top:10036;width:2669;height:644" type="#_x0000_t202" id="docshape17" filled="true" fillcolor="#ffd965" stroked="true" strokeweight="1.000082pt" strokecolor="#41709c">
-              <v:textbox inset="0,0,0,0">
-                <w:txbxContent>
-                  <w:p>
-                    <w:pPr>
-                      <w:spacing w:line="240" w:lineRule="auto" w:before="4"/>
-                      <w:rPr>
-                        <w:color w:val="000000"/>
-                        <w:sz w:val="16"/>
-                      </w:rPr>
-                    </w:pPr>
-                  </w:p>
-                  <w:p>
-                    <w:pPr>
-                      <w:spacing w:before="0"/>
-                      <w:ind w:left="193" w:right="0" w:firstLine="0"/>
-                      <w:jc w:val="left"/>
-                      <w:rPr>
-                        <w:rFonts w:ascii="Calibri"/>
-                        <w:color w:val="000000"/>
-                        <w:sz w:val="20"/>
-                      </w:rPr>
-                    </w:pPr>
-                    <w:r>
-                      <w:rPr>
-                        <w:rFonts w:ascii="Calibri"/>
-                        <w:color w:val="000000"/>
-                        <w:sz w:val="20"/>
-                      </w:rPr>
-                      <w:t>Customer</w:t>
-                    </w:r>
-                    <w:r>
-                      <w:rPr>
-                        <w:rFonts w:ascii="Calibri"/>
-                        <w:color w:val="000000"/>
-                        <w:spacing w:val="-8"/>
-                        <w:sz w:val="20"/>
-                      </w:rPr>
-                      <w:t> </w:t>
-                    </w:r>
-                    <w:r>
-                      <w:rPr>
-                        <w:rFonts w:ascii="Calibri"/>
-                        <w:color w:val="000000"/>
-                        <w:sz w:val="20"/>
-                      </w:rPr>
-                      <w:t>approves</w:t>
-                    </w:r>
-                    <w:r>
-                      <w:rPr>
-                        <w:rFonts w:ascii="Calibri"/>
-                        <w:color w:val="000000"/>
-                        <w:spacing w:val="-8"/>
-                        <w:sz w:val="20"/>
-                      </w:rPr>
-                      <w:t> </w:t>
-                    </w:r>
-                    <w:r>
-                      <w:rPr>
-                        <w:rFonts w:ascii="Calibri"/>
-                        <w:color w:val="000000"/>
-                        <w:spacing w:val="-2"/>
-                        <w:sz w:val="20"/>
-                      </w:rPr>
-                      <w:t>content</w:t>
-                    </w:r>
-                  </w:p>
-                </w:txbxContent>
-              </v:textbox>
-              <v:fill type="solid"/>
-              <v:stroke dashstyle="solid"/>
-              <w10:wrap type="none"/>
-            </v:shape>
-            <w10:wrap type="none"/>
-          </v:group>
-        </w:pict>
       </w:r>
     </w:p>
     <w:p>
@@ -22816,406 +22583,18 @@
       </w:pPr>
       <w:r>
         <w:rPr/>
-        <w:pict>
-          <v:shape style="position:absolute;margin-left:386.640015pt;margin-top:71.177849pt;width:72.25pt;height:6pt;mso-position-horizontal-relative:page;mso-position-vertical-relative:paragraph;z-index:15733760" id="docshape18" coordorigin="7733,1424" coordsize="1445,120" path="m9058,1544l9058,1424,9159,1476,9082,1476,9082,1496,9158,1496,9058,1544xm9058,1496l7733,1496,7733,1476,9058,1476,9058,1496xm9158,1496l9082,1496,9082,1476,9159,1476,9178,1486,9158,1496xe" filled="true" fillcolor="#5b9bd4" stroked="false">
-            <v:path arrowok="t"/>
-            <v:fill type="solid"/>
-            <w10:wrap type="none"/>
-          </v:shape>
-        </w:pict>
       </w:r>
       <w:r>
         <w:rPr/>
-        <w:pict>
-          <v:group style="position:absolute;margin-left:315.339844pt;margin-top:99.477676pt;width:23.6pt;height:15.4pt;mso-position-horizontal-relative:page;mso-position-vertical-relative:paragraph;z-index:15734784" id="docshapegroup19" coordorigin="6307,1990" coordsize="472,308">
-            <v:shape style="position:absolute;left:6316;top:1999;width:452;height:288" id="docshape20" coordorigin="6317,2000" coordsize="452,288" path="m6542,2288l6317,2144,6427,2144,6427,2000,6653,2000,6653,2144,6768,2144,6542,2288xe" filled="true" fillcolor="#e7e6e6" stroked="false">
-              <v:path arrowok="t"/>
-              <v:fill type="solid"/>
-            </v:shape>
-            <v:shape style="position:absolute;left:6316;top:1999;width:452;height:288" id="docshape21" coordorigin="6317,2000" coordsize="452,288" path="m6653,2000l6653,2144,6768,2144,6542,2288,6317,2144,6427,2144,6427,2000,6653,2000xe" filled="false" stroked="true" strokeweight="1.000320pt" strokecolor="#41709c">
-              <v:path arrowok="t"/>
-              <v:stroke dashstyle="solid"/>
-            </v:shape>
-            <w10:wrap type="none"/>
-          </v:group>
-        </w:pict>
       </w:r>
       <w:r>
         <w:rPr/>
-        <w:pict>
-          <v:shape style="position:absolute;margin-left:255.839996pt;margin-top:115.577835pt;width:149.050pt;height:53.05pt;mso-position-horizontal-relative:page;mso-position-vertical-relative:paragraph;z-index:15735296" type="#_x0000_t202" id="docshape22" filled="true" fillcolor="#ffd965" stroked="true" strokeweight="1.000082pt" strokecolor="#41709c">
-            <v:textbox inset="0,0,0,0">
-              <w:txbxContent>
-                <w:p>
-                  <w:pPr>
-                    <w:pStyle w:val="BodyText"/>
-                    <w:spacing w:before="10"/>
-                    <w:rPr>
-                      <w:color w:val="000000"/>
-                      <w:sz w:val="23"/>
-                    </w:rPr>
-                  </w:pPr>
-                </w:p>
-                <w:p>
-                  <w:pPr>
-                    <w:spacing w:before="0"/>
-                    <w:ind w:left="496" w:right="0" w:hanging="226"/>
-                    <w:jc w:val="left"/>
-                    <w:rPr>
-                      <w:rFonts w:ascii="Calibri"/>
-                      <w:color w:val="000000"/>
-                      <w:sz w:val="20"/>
-                    </w:rPr>
-                  </w:pPr>
-                  <w:r>
-                    <w:rPr>
-                      <w:rFonts w:ascii="Calibri"/>
-                      <w:color w:val="000000"/>
-                      <w:sz w:val="20"/>
-                    </w:rPr>
-                    <w:t>Customer</w:t>
-                  </w:r>
-                  <w:r>
-                    <w:rPr>
-                      <w:rFonts w:ascii="Calibri"/>
-                      <w:color w:val="000000"/>
-                      <w:spacing w:val="-12"/>
-                      <w:sz w:val="20"/>
-                    </w:rPr>
-                    <w:t> </w:t>
-                  </w:r>
-                  <w:r>
-                    <w:rPr>
-                      <w:rFonts w:ascii="Calibri"/>
-                      <w:color w:val="000000"/>
-                      <w:sz w:val="20"/>
-                    </w:rPr>
-                    <w:t>arranges</w:t>
-                  </w:r>
-                  <w:r>
-                    <w:rPr>
-                      <w:rFonts w:ascii="Calibri"/>
-                      <w:color w:val="000000"/>
-                      <w:spacing w:val="-11"/>
-                      <w:sz w:val="20"/>
-                    </w:rPr>
-                    <w:t> </w:t>
-                  </w:r>
-                  <w:r>
-                    <w:rPr>
-                      <w:rFonts w:ascii="Calibri"/>
-                      <w:color w:val="000000"/>
-                      <w:sz w:val="20"/>
-                    </w:rPr>
-                    <w:t>applicable registry access for IQVIA</w:t>
-                  </w:r>
-                </w:p>
-              </w:txbxContent>
-            </v:textbox>
-            <v:fill type="solid"/>
-            <v:stroke dashstyle="solid"/>
-            <w10:wrap type="none"/>
-          </v:shape>
-        </w:pict>
       </w:r>
       <w:r>
         <w:rPr/>
-        <w:pict>
-          <v:shape style="position:absolute;margin-left:460.079987pt;margin-top:53.897839pt;width:98.4pt;height:117.15pt;mso-position-horizontal-relative:page;mso-position-vertical-relative:paragraph;z-index:15735808" type="#_x0000_t202" id="docshape23" filled="true" fillcolor="#ebb9fd" stroked="true" strokeweight=".75pt" strokecolor="#41709c">
-            <v:textbox inset="0,0,0,0">
-              <w:txbxContent>
-                <w:p>
-                  <w:pPr>
-                    <w:spacing w:before="75"/>
-                    <w:ind w:left="149" w:right="0" w:firstLine="0"/>
-                    <w:jc w:val="left"/>
-                    <w:rPr>
-                      <w:rFonts w:ascii="Calibri"/>
-                      <w:color w:val="000000"/>
-                      <w:sz w:val="18"/>
-                    </w:rPr>
-                  </w:pPr>
-                  <w:r>
-                    <w:rPr>
-                      <w:rFonts w:ascii="Calibri"/>
-                      <w:color w:val="000000"/>
-                      <w:spacing w:val="-2"/>
-                      <w:sz w:val="18"/>
-                    </w:rPr>
-                    <w:t>Confirm:</w:t>
-                  </w:r>
-                </w:p>
-                <w:p>
-                  <w:pPr>
-                    <w:numPr>
-                      <w:ilvl w:val="0"/>
-                      <w:numId w:val="30"/>
-                    </w:numPr>
-                    <w:tabs>
-                      <w:tab w:pos="290" w:val="left" w:leader="none"/>
-                    </w:tabs>
-                    <w:spacing w:before="16"/>
-                    <w:ind w:left="289" w:right="0" w:hanging="141"/>
-                    <w:jc w:val="left"/>
-                    <w:rPr>
-                      <w:rFonts w:ascii="Calibri"/>
-                      <w:color w:val="000000"/>
-                      <w:sz w:val="18"/>
-                    </w:rPr>
-                  </w:pPr>
-                  <w:r>
-                    <w:rPr>
-                      <w:rFonts w:ascii="Calibri"/>
-                      <w:color w:val="000000"/>
-                      <w:sz w:val="18"/>
-                    </w:rPr>
-                    <w:t>Applicable </w:t>
-                  </w:r>
-                  <w:r>
-                    <w:rPr>
-                      <w:rFonts w:ascii="Calibri"/>
-                      <w:color w:val="000000"/>
-                      <w:spacing w:val="-2"/>
-                      <w:sz w:val="18"/>
-                    </w:rPr>
-                    <w:t>registries</w:t>
-                  </w:r>
-                </w:p>
-                <w:p>
-                  <w:pPr>
-                    <w:numPr>
-                      <w:ilvl w:val="0"/>
-                      <w:numId w:val="30"/>
-                    </w:numPr>
-                    <w:tabs>
-                      <w:tab w:pos="290" w:val="left" w:leader="none"/>
-                    </w:tabs>
-                    <w:spacing w:before="20"/>
-                    <w:ind w:left="289" w:right="0" w:hanging="141"/>
-                    <w:jc w:val="left"/>
-                    <w:rPr>
-                      <w:rFonts w:ascii="Calibri"/>
-                      <w:color w:val="000000"/>
-                      <w:sz w:val="18"/>
-                    </w:rPr>
-                  </w:pPr>
-                  <w:r>
-                    <w:rPr>
-                      <w:rFonts w:ascii="Calibri"/>
-                      <w:color w:val="000000"/>
-                      <w:spacing w:val="-2"/>
-                      <w:sz w:val="18"/>
-                    </w:rPr>
-                    <w:t>Timelines</w:t>
-                  </w:r>
-                </w:p>
-                <w:p>
-                  <w:pPr>
-                    <w:numPr>
-                      <w:ilvl w:val="0"/>
-                      <w:numId w:val="30"/>
-                    </w:numPr>
-                    <w:tabs>
-                      <w:tab w:pos="290" w:val="left" w:leader="none"/>
-                    </w:tabs>
-                    <w:spacing w:line="259" w:lineRule="auto" w:before="15"/>
-                    <w:ind w:left="289" w:right="692" w:hanging="140"/>
-                    <w:jc w:val="left"/>
-                    <w:rPr>
-                      <w:rFonts w:ascii="Calibri"/>
-                      <w:color w:val="000000"/>
-                      <w:sz w:val="18"/>
-                    </w:rPr>
-                  </w:pPr>
-                  <w:r>
-                    <w:rPr>
-                      <w:rFonts w:ascii="Calibri"/>
-                      <w:color w:val="000000"/>
-                      <w:spacing w:val="-2"/>
-                      <w:sz w:val="18"/>
-                    </w:rPr>
-                    <w:t>Contributors,</w:t>
-                  </w:r>
-                  <w:r>
-                    <w:rPr>
-                      <w:rFonts w:ascii="Calibri"/>
-                      <w:color w:val="000000"/>
-                      <w:sz w:val="18"/>
-                    </w:rPr>
-                    <w:t> reviewers</w:t>
-                  </w:r>
-                  <w:r>
-                    <w:rPr>
-                      <w:rFonts w:ascii="Calibri"/>
-                      <w:color w:val="000000"/>
-                      <w:spacing w:val="-2"/>
-                      <w:sz w:val="18"/>
-                    </w:rPr>
-                    <w:t> </w:t>
-                  </w:r>
-                  <w:r>
-                    <w:rPr>
-                      <w:rFonts w:ascii="Calibri"/>
-                      <w:color w:val="000000"/>
-                      <w:sz w:val="18"/>
-                    </w:rPr>
-                    <w:t>&amp; </w:t>
-                  </w:r>
-                  <w:r>
-                    <w:rPr>
-                      <w:rFonts w:ascii="Calibri"/>
-                      <w:color w:val="000000"/>
-                      <w:spacing w:val="-2"/>
-                      <w:sz w:val="18"/>
-                    </w:rPr>
-                    <w:t>approvers</w:t>
-                  </w:r>
-                </w:p>
-                <w:p>
-                  <w:pPr>
-                    <w:numPr>
-                      <w:ilvl w:val="0"/>
-                      <w:numId w:val="30"/>
-                    </w:numPr>
-                    <w:tabs>
-                      <w:tab w:pos="290" w:val="left" w:leader="none"/>
-                    </w:tabs>
-                    <w:spacing w:line="256" w:lineRule="auto" w:before="0"/>
-                    <w:ind w:left="289" w:right="493" w:hanging="140"/>
-                    <w:jc w:val="left"/>
-                    <w:rPr>
-                      <w:rFonts w:ascii="Calibri"/>
-                      <w:color w:val="000000"/>
-                      <w:sz w:val="18"/>
-                    </w:rPr>
-                  </w:pPr>
-                  <w:r>
-                    <w:rPr>
-                      <w:rFonts w:ascii="Calibri"/>
-                      <w:color w:val="000000"/>
-                      <w:sz w:val="18"/>
-                    </w:rPr>
-                    <w:t>Process,</w:t>
-                  </w:r>
-                  <w:r>
-                    <w:rPr>
-                      <w:rFonts w:ascii="Calibri"/>
-                      <w:color w:val="000000"/>
-                      <w:spacing w:val="-11"/>
-                      <w:sz w:val="18"/>
-                    </w:rPr>
-                    <w:t> </w:t>
-                  </w:r>
-                  <w:r>
-                    <w:rPr>
-                      <w:rFonts w:ascii="Calibri"/>
-                      <w:color w:val="000000"/>
-                      <w:sz w:val="18"/>
-                    </w:rPr>
-                    <w:t>roles</w:t>
-                  </w:r>
-                  <w:r>
-                    <w:rPr>
-                      <w:rFonts w:ascii="Calibri"/>
-                      <w:color w:val="000000"/>
-                      <w:spacing w:val="-10"/>
-                      <w:sz w:val="18"/>
-                    </w:rPr>
-                    <w:t> </w:t>
-                  </w:r>
-                  <w:r>
-                    <w:rPr>
-                      <w:rFonts w:ascii="Calibri"/>
-                      <w:color w:val="000000"/>
-                      <w:sz w:val="18"/>
-                    </w:rPr>
-                    <w:t>&amp; </w:t>
-                  </w:r>
-                  <w:r>
-                    <w:rPr>
-                      <w:rFonts w:ascii="Calibri"/>
-                      <w:color w:val="000000"/>
-                      <w:spacing w:val="-2"/>
-                      <w:sz w:val="18"/>
-                    </w:rPr>
-                    <w:t>responsibilities</w:t>
-                  </w:r>
-                </w:p>
-              </w:txbxContent>
-            </v:textbox>
-            <v:fill type="solid"/>
-            <v:stroke dashstyle="solid"/>
-            <w10:wrap type="none"/>
-          </v:shape>
-        </w:pict>
       </w:r>
       <w:r>
         <w:rPr/>
-        <w:pict>
-          <v:shape style="position:absolute;margin-left:277.440002pt;margin-top:54.617836pt;width:108pt;height:40.6pt;mso-position-horizontal-relative:page;mso-position-vertical-relative:paragraph;z-index:15736320" type="#_x0000_t202" id="docshape24" filled="true" fillcolor="#c4dfb4" stroked="true" strokeweight="1.000082pt" strokecolor="#41709c">
-            <v:textbox inset="0,0,0,0">
-              <w:txbxContent>
-                <w:p>
-                  <w:pPr>
-                    <w:spacing w:before="92"/>
-                    <w:ind w:left="614" w:right="37" w:hanging="442"/>
-                    <w:jc w:val="left"/>
-                    <w:rPr>
-                      <w:rFonts w:ascii="Calibri"/>
-                      <w:color w:val="000000"/>
-                      <w:sz w:val="20"/>
-                    </w:rPr>
-                  </w:pPr>
-                  <w:r>
-                    <w:rPr>
-                      <w:rFonts w:ascii="Calibri"/>
-                      <w:color w:val="000000"/>
-                      <w:sz w:val="20"/>
-                    </w:rPr>
-                    <w:t>Joint</w:t>
-                  </w:r>
-                  <w:r>
-                    <w:rPr>
-                      <w:rFonts w:ascii="Calibri"/>
-                      <w:color w:val="000000"/>
-                      <w:spacing w:val="-12"/>
-                      <w:sz w:val="20"/>
-                    </w:rPr>
-                    <w:t> </w:t>
-                  </w:r>
-                  <w:r>
-                    <w:rPr>
-                      <w:rFonts w:ascii="Calibri"/>
-                      <w:color w:val="000000"/>
-                      <w:sz w:val="20"/>
-                    </w:rPr>
-                    <w:t>kick-off</w:t>
-                  </w:r>
-                  <w:r>
-                    <w:rPr>
-                      <w:rFonts w:ascii="Calibri"/>
-                      <w:color w:val="000000"/>
-                      <w:spacing w:val="-11"/>
-                      <w:sz w:val="20"/>
-                    </w:rPr>
-                    <w:t> </w:t>
-                  </w:r>
-                  <w:r>
-                    <w:rPr>
-                      <w:rFonts w:ascii="Calibri"/>
-                      <w:color w:val="000000"/>
-                      <w:sz w:val="20"/>
-                    </w:rPr>
-                    <w:t>meeting, as required</w:t>
-                  </w:r>
-                </w:p>
-              </w:txbxContent>
-            </v:textbox>
-            <v:fill type="solid"/>
-            <v:stroke dashstyle="solid"/>
-            <w10:wrap type="none"/>
-          </v:shape>
-        </w:pict>
       </w:r>
       <w:r>
         <w:rPr>
@@ -23420,204 +22799,6 @@
       </w:pPr>
       <w:r>
         <w:rPr/>
-        <w:pict>
-          <v:group style="position:absolute;margin-left:107.499954pt;margin-top:17.818260pt;width:292.150pt;height:88.15pt;mso-position-horizontal-relative:page;mso-position-vertical-relative:paragraph;z-index:-15727616;mso-wrap-distance-left:0;mso-wrap-distance-right:0" id="docshapegroup25" coordorigin="2150,356" coordsize="5843,1763">
-            <v:rect style="position:absolute;left:2160;top:582;width:2232;height:1412" id="docshape26" filled="true" fillcolor="#ffd965" stroked="false">
-              <v:fill type="solid"/>
-            </v:rect>
-            <v:rect style="position:absolute;left:2160;top:582;width:2232;height:1412" id="docshape27" filled="false" stroked="true" strokeweight="1.000082pt" strokecolor="#41709c">
-              <v:stroke dashstyle="solid"/>
-            </v:rect>
-            <v:shape style="position:absolute;left:4401;top:1211;width:826;height:120" id="docshape28" coordorigin="4402,1211" coordsize="826,120" path="m5107,1331l5107,1211,5209,1264,5126,1264,5126,1283,5207,1283,5107,1331xm5107,1283l4402,1283,4402,1264,5107,1264,5107,1283xm5207,1283l5126,1283,5126,1264,5209,1264,5227,1274,5207,1283xe" filled="true" fillcolor="#5b9bd4" stroked="false">
-              <v:path arrowok="t"/>
-              <v:fill type="solid"/>
-            </v:shape>
-            <v:shape style="position:absolute;left:5236;top:687;width:2746;height:1095" type="#_x0000_t202" id="docshape29" filled="true" fillcolor="#5b9bd4" stroked="true" strokeweight="1.000082pt" strokecolor="#41709c">
-              <v:textbox inset="0,0,0,0">
-                <w:txbxContent>
-                  <w:p>
-                    <w:pPr>
-                      <w:spacing w:line="237" w:lineRule="auto" w:before="176"/>
-                      <w:ind w:left="203" w:right="208" w:firstLine="0"/>
-                      <w:jc w:val="center"/>
-                      <w:rPr>
-                        <w:rFonts w:ascii="Calibri"/>
-                        <w:color w:val="000000"/>
-                        <w:sz w:val="20"/>
-                      </w:rPr>
-                    </w:pPr>
-                    <w:r>
-                      <w:rPr>
-                        <w:rFonts w:ascii="Calibri"/>
-                        <w:color w:val="000000"/>
-                        <w:sz w:val="20"/>
-                      </w:rPr>
-                      <w:t>IQVIA</w:t>
-                    </w:r>
-                    <w:r>
-                      <w:rPr>
-                        <w:rFonts w:ascii="Calibri"/>
-                        <w:color w:val="000000"/>
-                        <w:spacing w:val="-12"/>
-                        <w:sz w:val="20"/>
-                      </w:rPr>
-                      <w:t> </w:t>
-                    </w:r>
-                    <w:r>
-                      <w:rPr>
-                        <w:rFonts w:ascii="Calibri"/>
-                        <w:color w:val="000000"/>
-                        <w:sz w:val="20"/>
-                      </w:rPr>
-                      <w:t>drafts</w:t>
-                    </w:r>
-                    <w:r>
-                      <w:rPr>
-                        <w:rFonts w:ascii="Calibri"/>
-                        <w:color w:val="000000"/>
-                        <w:spacing w:val="-11"/>
-                        <w:sz w:val="20"/>
-                      </w:rPr>
-                      <w:t> </w:t>
-                    </w:r>
-                    <w:r>
-                      <w:rPr>
-                        <w:rFonts w:ascii="Calibri"/>
-                        <w:color w:val="000000"/>
-                        <w:sz w:val="20"/>
-                      </w:rPr>
-                      <w:t>posting</w:t>
-                    </w:r>
-                    <w:r>
-                      <w:rPr>
-                        <w:rFonts w:ascii="Calibri"/>
-                        <w:color w:val="000000"/>
-                        <w:spacing w:val="-11"/>
-                        <w:sz w:val="20"/>
-                      </w:rPr>
-                      <w:t> </w:t>
-                    </w:r>
-                    <w:r>
-                      <w:rPr>
-                        <w:rFonts w:ascii="Calibri"/>
-                        <w:color w:val="000000"/>
-                        <w:sz w:val="20"/>
-                      </w:rPr>
-                      <w:t>content &amp; performs QC &amp; validation </w:t>
-                    </w:r>
-                    <w:r>
-                      <w:rPr>
-                        <w:rFonts w:ascii="Calibri"/>
-                        <w:color w:val="000000"/>
-                        <w:spacing w:val="-2"/>
-                        <w:sz w:val="20"/>
-                      </w:rPr>
-                      <w:t>checks</w:t>
-                    </w:r>
-                  </w:p>
-                </w:txbxContent>
-              </v:textbox>
-              <v:fill type="solid"/>
-              <v:stroke dashstyle="solid"/>
-              <w10:wrap type="none"/>
-            </v:shape>
-            <v:shape style="position:absolute;left:2160;top:592;width:2222;height:1392" type="#_x0000_t202" id="docshape30" filled="false" stroked="false">
-              <v:textbox inset="0,0,0,0">
-                <w:txbxContent>
-                  <w:p>
-                    <w:pPr>
-                      <w:spacing w:before="73"/>
-                      <w:ind w:left="168" w:right="157" w:firstLine="2"/>
-                      <w:jc w:val="center"/>
-                      <w:rPr>
-                        <w:rFonts w:ascii="Calibri"/>
-                        <w:sz w:val="20"/>
-                      </w:rPr>
-                    </w:pPr>
-                    <w:r>
-                      <w:rPr>
-                        <w:rFonts w:ascii="Calibri"/>
-                        <w:sz w:val="20"/>
-                      </w:rPr>
-                      <w:t>Customer or IQVIA provides</w:t>
-                    </w:r>
-                    <w:r>
-                      <w:rPr>
-                        <w:rFonts w:ascii="Calibri"/>
-                        <w:spacing w:val="-12"/>
-                        <w:sz w:val="20"/>
-                      </w:rPr>
-                      <w:t> </w:t>
-                    </w:r>
-                    <w:r>
-                      <w:rPr>
-                        <w:rFonts w:ascii="Calibri"/>
-                        <w:sz w:val="20"/>
-                      </w:rPr>
-                      <w:t>final</w:t>
-                    </w:r>
-                    <w:r>
-                      <w:rPr>
-                        <w:rFonts w:ascii="Calibri"/>
-                        <w:spacing w:val="-11"/>
-                        <w:sz w:val="20"/>
-                      </w:rPr>
-                      <w:t> </w:t>
-                    </w:r>
-                    <w:r>
-                      <w:rPr>
-                        <w:rFonts w:ascii="Calibri"/>
-                        <w:sz w:val="20"/>
-                      </w:rPr>
-                      <w:t>CSR,</w:t>
-                    </w:r>
-                    <w:r>
-                      <w:rPr>
-                        <w:rFonts w:ascii="Calibri"/>
-                        <w:spacing w:val="-11"/>
-                        <w:sz w:val="20"/>
-                      </w:rPr>
-                      <w:t> </w:t>
-                    </w:r>
-                    <w:r>
-                      <w:rPr>
-                        <w:rFonts w:ascii="Calibri"/>
-                        <w:sz w:val="20"/>
-                      </w:rPr>
-                      <w:t>TLFs &amp; other study documents / data as </w:t>
-                    </w:r>
-                    <w:r>
-                      <w:rPr>
-                        <w:rFonts w:ascii="Calibri"/>
-                        <w:spacing w:val="-2"/>
-                        <w:sz w:val="20"/>
-                      </w:rPr>
-                      <w:t>required</w:t>
-                    </w:r>
-                  </w:p>
-                </w:txbxContent>
-              </v:textbox>
-              <w10:wrap type="none"/>
-            </v:shape>
-            <v:shape style="position:absolute;left:6374;top:366;width:452;height:284" id="docshape31" coordorigin="6374,366" coordsize="452,284" path="m6600,650l6374,506,6490,506,6490,366,6715,366,6715,506,6826,506,6600,650xe" filled="true" fillcolor="#e7e6e6" stroked="false">
-              <v:path arrowok="t"/>
-              <v:fill type="solid"/>
-            </v:shape>
-            <v:shape style="position:absolute;left:6374;top:366;width:452;height:284" id="docshape32" coordorigin="6374,366" coordsize="452,284" path="m6715,366l6715,506,6826,506,6600,650,6374,506,6490,506,6490,366,6715,366xe" filled="false" stroked="true" strokeweight="1.000320pt" strokecolor="#41709c">
-              <v:path arrowok="t"/>
-              <v:stroke dashstyle="solid"/>
-            </v:shape>
-            <v:shape style="position:absolute;left:6436;top:1820;width:452;height:288" id="docshape33" coordorigin="6437,1821" coordsize="452,288" path="m6662,2109l6437,1965,6547,1965,6547,1821,6773,1821,6773,1965,6888,1965,6662,2109xe" filled="true" fillcolor="#e7e6e6" stroked="false">
-              <v:path arrowok="t"/>
-              <v:fill type="solid"/>
-            </v:shape>
-            <v:shape style="position:absolute;left:6436;top:1820;width:452;height:288" id="docshape34" coordorigin="6437,1821" coordsize="452,288" path="m6773,1821l6773,1965,6888,1965,6662,2109,6437,1965,6547,1965,6547,1821,6773,1821xe" filled="false" stroked="true" strokeweight="1.000320pt" strokecolor="#41709c">
-              <v:path arrowok="t"/>
-              <v:stroke dashstyle="solid"/>
-            </v:shape>
-            <w10:wrap type="topAndBottom"/>
-          </v:group>
-        </w:pict>
       </w:r>
     </w:p>
     <w:p>
@@ -23632,100 +22813,6 @@
         <w:rPr>
           <w:sz w:val="20"/>
         </w:rPr>
-        <w:pict>
-          <v:shape style="width:133.450pt;height:32.2pt;mso-position-horizontal-relative:char;mso-position-vertical-relative:line" type="#_x0000_t202" id="docshape35" filled="true" fillcolor="#ffd965" stroked="true" strokeweight="1.000082pt" strokecolor="#41709c">
-            <w10:anchorlock/>
-            <v:textbox inset="0,0,0,0">
-              <w:txbxContent>
-                <w:p>
-                  <w:pPr>
-                    <w:pStyle w:val="BodyText"/>
-                    <w:spacing w:before="11"/>
-                    <w:rPr>
-                      <w:b/>
-                      <w:color w:val="000000"/>
-                      <w:sz w:val="15"/>
-                    </w:rPr>
-                  </w:pPr>
-                </w:p>
-                <w:p>
-                  <w:pPr>
-                    <w:spacing w:before="0"/>
-                    <w:ind w:left="150" w:right="0" w:firstLine="0"/>
-                    <w:jc w:val="left"/>
-                    <w:rPr>
-                      <w:rFonts w:ascii="Calibri"/>
-                      <w:color w:val="000000"/>
-                      <w:sz w:val="20"/>
-                    </w:rPr>
-                  </w:pPr>
-                  <w:r>
-                    <w:rPr>
-                      <w:rFonts w:ascii="Calibri"/>
-                      <w:color w:val="000000"/>
-                      <w:sz w:val="20"/>
-                    </w:rPr>
-                    <w:t>Customer</w:t>
-                  </w:r>
-                  <w:r>
-                    <w:rPr>
-                      <w:rFonts w:ascii="Calibri"/>
-                      <w:color w:val="000000"/>
-                      <w:spacing w:val="-6"/>
-                      <w:sz w:val="20"/>
-                    </w:rPr>
-                    <w:t> </w:t>
-                  </w:r>
-                  <w:r>
-                    <w:rPr>
-                      <w:rFonts w:ascii="Calibri"/>
-                      <w:color w:val="000000"/>
-                      <w:sz w:val="20"/>
-                    </w:rPr>
-                    <w:t>review</w:t>
-                  </w:r>
-                  <w:r>
-                    <w:rPr>
-                      <w:rFonts w:ascii="Calibri"/>
-                      <w:color w:val="000000"/>
-                      <w:spacing w:val="-5"/>
-                      <w:sz w:val="20"/>
-                    </w:rPr>
-                    <w:t> </w:t>
-                  </w:r>
-                  <w:r>
-                    <w:rPr>
-                      <w:rFonts w:ascii="Calibri"/>
-                      <w:color w:val="000000"/>
-                      <w:sz w:val="20"/>
-                    </w:rPr>
-                    <w:t>(1-2</w:t>
-                  </w:r>
-                  <w:r>
-                    <w:rPr>
-                      <w:rFonts w:ascii="Calibri"/>
-                      <w:color w:val="000000"/>
-                      <w:spacing w:val="-4"/>
-                      <w:sz w:val="20"/>
-                    </w:rPr>
-                    <w:t> </w:t>
-                  </w:r>
-                  <w:r>
-                    <w:rPr>
-                      <w:rFonts w:ascii="Calibri"/>
-                      <w:color w:val="000000"/>
-                      <w:spacing w:val="-2"/>
-                      <w:sz w:val="20"/>
-                    </w:rPr>
-                    <w:t>cycles)</w:t>
-                  </w:r>
-                </w:p>
-              </w:txbxContent>
-            </v:textbox>
-            <v:fill type="solid"/>
-            <v:stroke dashstyle="solid"/>
-          </v:shape>
-        </w:pict>
       </w:r>
       <w:r>
         <w:rPr>
@@ -23771,183 +22858,9 @@
       </w:pPr>
       <w:r>
         <w:rPr/>
-        <w:pict>
-          <v:group style="position:absolute;margin-left:323.499847pt;margin-top:72.322609pt;width:23.6pt;height:15.4pt;mso-position-horizontal-relative:page;mso-position-vertical-relative:paragraph;z-index:-15726592;mso-wrap-distance-left:0;mso-wrap-distance-right:0" id="docshapegroup36" coordorigin="6470,1446" coordsize="472,308">
-            <v:shape style="position:absolute;left:6480;top:1456;width:452;height:288" id="docshape37" coordorigin="6480,1456" coordsize="452,288" path="m6706,1744l6480,1600,6595,1600,6595,1456,6816,1456,6816,1600,6931,1600,6706,1744xe" filled="true" fillcolor="#e7e6e6" stroked="false">
-              <v:path arrowok="t"/>
-              <v:fill type="solid"/>
-            </v:shape>
-            <v:shape style="position:absolute;left:6480;top:1456;width:452;height:288" id="docshape38" coordorigin="6480,1456" coordsize="452,288" path="m6816,1456l6816,1600,6931,1600,6706,1744,6480,1600,6595,1600,6595,1456,6816,1456xe" filled="false" stroked="true" strokeweight="1.000320pt" strokecolor="#41709c">
-              <v:path arrowok="t"/>
-              <v:stroke dashstyle="solid"/>
-            </v:shape>
-            <w10:wrap type="topAndBottom"/>
-          </v:group>
-        </w:pict>
       </w:r>
       <w:r>
         <w:rPr/>
-        <w:pict>
-          <v:shape style="position:absolute;margin-left:463.919983pt;margin-top:12.582767pt;width:121.7pt;height:74.2pt;mso-position-horizontal-relative:page;mso-position-vertical-relative:paragraph;z-index:-15726080;mso-wrap-distance-left:0;mso-wrap-distance-right:0" type="#_x0000_t202" id="docshape39" filled="true" fillcolor="#ebb9fd" stroked="true" strokeweight="1.000082pt" strokecolor="#41709c">
-            <v:textbox inset="0,0,0,0">
-              <w:txbxContent>
-                <w:p>
-                  <w:pPr>
-                    <w:pStyle w:val="BodyText"/>
-                    <w:spacing w:before="8"/>
-                    <w:rPr>
-                      <w:b/>
-                      <w:color w:val="000000"/>
-                      <w:sz w:val="14"/>
-                    </w:rPr>
-                  </w:pPr>
-                </w:p>
-                <w:p>
-                  <w:pPr>
-                    <w:spacing w:line="240" w:lineRule="auto" w:before="0"/>
-                    <w:ind w:left="219" w:right="218" w:hanging="1"/>
-                    <w:jc w:val="center"/>
-                    <w:rPr>
-                      <w:rFonts w:ascii="Calibri"/>
-                      <w:color w:val="000000"/>
-                      <w:sz w:val="18"/>
-                    </w:rPr>
-                  </w:pPr>
-                  <w:r>
-                    <w:rPr>
-                      <w:rFonts w:ascii="Calibri"/>
-                      <w:color w:val="000000"/>
-                      <w:sz w:val="18"/>
-                    </w:rPr>
-                    <w:t>If any comments from registry. If no comments, posting</w:t>
-                  </w:r>
-                  <w:r>
-                    <w:rPr>
-                      <w:rFonts w:ascii="Calibri"/>
-                      <w:color w:val="000000"/>
-                      <w:spacing w:val="-11"/>
-                      <w:sz w:val="18"/>
-                    </w:rPr>
-                    <w:t> </w:t>
-                  </w:r>
-                  <w:r>
-                    <w:rPr>
-                      <w:rFonts w:ascii="Calibri"/>
-                      <w:color w:val="000000"/>
-                      <w:sz w:val="18"/>
-                    </w:rPr>
-                    <w:t>is</w:t>
-                  </w:r>
-                  <w:r>
-                    <w:rPr>
-                      <w:rFonts w:ascii="Calibri"/>
-                      <w:color w:val="000000"/>
-                      <w:spacing w:val="-10"/>
-                      <w:sz w:val="18"/>
-                    </w:rPr>
-                    <w:t> </w:t>
-                  </w:r>
-                  <w:r>
-                    <w:rPr>
-                      <w:rFonts w:ascii="Calibri"/>
-                      <w:color w:val="000000"/>
-                      <w:sz w:val="18"/>
-                    </w:rPr>
-                    <w:t>released</w:t>
-                  </w:r>
-                  <w:r>
-                    <w:rPr>
-                      <w:rFonts w:ascii="Calibri"/>
-                      <w:color w:val="000000"/>
-                      <w:spacing w:val="-10"/>
-                      <w:sz w:val="18"/>
-                    </w:rPr>
-                    <w:t> </w:t>
-                  </w:r>
-                  <w:r>
-                    <w:rPr>
-                      <w:rFonts w:ascii="Calibri"/>
-                      <w:color w:val="000000"/>
-                      <w:sz w:val="18"/>
-                    </w:rPr>
-                    <w:t>without further</w:t>
-                  </w:r>
-                  <w:r>
-                    <w:rPr>
-                      <w:rFonts w:ascii="Calibri"/>
-                      <w:color w:val="000000"/>
-                      <w:spacing w:val="-2"/>
-                      <w:sz w:val="18"/>
-                    </w:rPr>
-                    <w:t> </w:t>
-                  </w:r>
-                  <w:r>
-                    <w:rPr>
-                      <w:rFonts w:ascii="Calibri"/>
-                      <w:color w:val="000000"/>
-                      <w:sz w:val="18"/>
-                    </w:rPr>
-                    <w:t>action</w:t>
-                  </w:r>
-                  <w:r>
-                    <w:rPr>
-                      <w:rFonts w:ascii="Calibri"/>
-                      <w:color w:val="000000"/>
-                      <w:spacing w:val="-2"/>
-                      <w:sz w:val="18"/>
-                    </w:rPr>
-                    <w:t> </w:t>
-                  </w:r>
-                  <w:r>
-                    <w:rPr>
-                      <w:rFonts w:ascii="Calibri"/>
-                      <w:color w:val="000000"/>
-                      <w:sz w:val="18"/>
-                    </w:rPr>
-                    <w:t>by </w:t>
-                  </w:r>
-                  <w:r>
-                    <w:rPr>
-                      <w:rFonts w:ascii="Calibri"/>
-                      <w:color w:val="000000"/>
-                      <w:sz w:val="20"/>
-                    </w:rPr>
-                    <w:t>IQVIA</w:t>
-                  </w:r>
-                  <w:r>
-                    <w:rPr>
-                      <w:rFonts w:ascii="Calibri"/>
-                      <w:color w:val="000000"/>
-                      <w:spacing w:val="-3"/>
-                      <w:sz w:val="20"/>
-                    </w:rPr>
-                    <w:t> </w:t>
-                  </w:r>
-                  <w:r>
-                    <w:rPr>
-                      <w:rFonts w:ascii="Calibri"/>
-                      <w:color w:val="000000"/>
-                      <w:sz w:val="18"/>
-                    </w:rPr>
-                    <w:t>or </w:t>
-                  </w:r>
-                  <w:r>
-                    <w:rPr>
-                      <w:rFonts w:ascii="Calibri"/>
-                      <w:color w:val="000000"/>
-                      <w:spacing w:val="-2"/>
-                      <w:sz w:val="18"/>
-                    </w:rPr>
-                    <w:t>Customer.</w:t>
-                  </w:r>
-                </w:p>
-              </w:txbxContent>
-            </v:textbox>
-            <v:fill type="solid"/>
-            <v:stroke dashstyle="solid"/>
-            <w10:wrap type="topAndBottom"/>
-          </v:shape>
-        </w:pict>
       </w:r>
     </w:p>
     <w:p>
@@ -23962,125 +22875,6 @@
         <w:rPr>
           <w:sz w:val="20"/>
         </w:rPr>
-        <w:pict>
-          <v:shape style="width:170.2pt;height:58.35pt;mso-position-horizontal-relative:char;mso-position-vertical-relative:line" type="#_x0000_t202" id="docshape40" filled="true" fillcolor="#c4dfb4" stroked="true" strokeweight="1.000082pt" strokecolor="#41709c">
-            <w10:anchorlock/>
-            <v:textbox inset="0,0,0,0">
-              <w:txbxContent>
-                <w:p>
-                  <w:pPr>
-                    <w:pStyle w:val="BodyText"/>
-                    <w:spacing w:before="5"/>
-                    <w:rPr>
-                      <w:b/>
-                      <w:color w:val="000000"/>
-                      <w:sz w:val="28"/>
-                    </w:rPr>
-                  </w:pPr>
-                </w:p>
-                <w:p>
-                  <w:pPr>
-                    <w:spacing w:before="0"/>
-                    <w:ind w:left="457" w:right="0" w:hanging="63"/>
-                    <w:jc w:val="left"/>
-                    <w:rPr>
-                      <w:rFonts w:ascii="Calibri"/>
-                      <w:color w:val="000000"/>
-                      <w:sz w:val="20"/>
-                    </w:rPr>
-                  </w:pPr>
-                  <w:r>
-                    <w:rPr>
-                      <w:rFonts w:ascii="Calibri"/>
-                      <w:color w:val="000000"/>
-                      <w:sz w:val="20"/>
-                    </w:rPr>
-                    <w:t>Posting</w:t>
-                  </w:r>
-                  <w:r>
-                    <w:rPr>
-                      <w:rFonts w:ascii="Calibri"/>
-                      <w:color w:val="000000"/>
-                      <w:spacing w:val="-9"/>
-                      <w:sz w:val="20"/>
-                    </w:rPr>
-                    <w:t> </w:t>
-                  </w:r>
-                  <w:r>
-                    <w:rPr>
-                      <w:rFonts w:ascii="Calibri"/>
-                      <w:color w:val="000000"/>
-                      <w:sz w:val="20"/>
-                    </w:rPr>
-                    <w:t>submitted</w:t>
-                  </w:r>
-                  <w:r>
-                    <w:rPr>
-                      <w:rFonts w:ascii="Calibri"/>
-                      <w:color w:val="000000"/>
-                      <w:spacing w:val="-9"/>
-                      <w:sz w:val="20"/>
-                    </w:rPr>
-                    <w:t> </w:t>
-                  </w:r>
-                  <w:r>
-                    <w:rPr>
-                      <w:rFonts w:ascii="Calibri"/>
-                      <w:color w:val="000000"/>
-                      <w:sz w:val="20"/>
-                    </w:rPr>
-                    <w:t>to</w:t>
-                  </w:r>
-                  <w:r>
-                    <w:rPr>
-                      <w:rFonts w:ascii="Calibri"/>
-                      <w:color w:val="000000"/>
-                      <w:spacing w:val="-9"/>
-                      <w:sz w:val="20"/>
-                    </w:rPr>
-                    <w:t> </w:t>
-                  </w:r>
-                  <w:r>
-                    <w:rPr>
-                      <w:rFonts w:ascii="Calibri"/>
-                      <w:color w:val="000000"/>
-                      <w:sz w:val="20"/>
-                    </w:rPr>
-                    <w:t>registry</w:t>
-                  </w:r>
-                  <w:r>
-                    <w:rPr>
-                      <w:rFonts w:ascii="Calibri"/>
-                      <w:color w:val="000000"/>
-                      <w:spacing w:val="-9"/>
-                      <w:sz w:val="20"/>
-                    </w:rPr>
-                    <w:t> </w:t>
-                  </w:r>
-                  <w:r>
-                    <w:rPr>
-                      <w:rFonts w:ascii="Calibri"/>
-                      <w:color w:val="000000"/>
-                      <w:sz w:val="20"/>
-                    </w:rPr>
-                    <w:t>by IQVIA or Customer (as </w:t>
-                  </w:r>
-                  <w:r>
-                    <w:rPr>
-                      <w:rFonts w:ascii="Calibri"/>
-                      <w:color w:val="000000"/>
-                      <w:spacing w:val="-2"/>
-                      <w:sz w:val="20"/>
-                    </w:rPr>
-                    <w:t>agreed)</w:t>
-                  </w:r>
-                </w:p>
-              </w:txbxContent>
-            </v:textbox>
-            <v:fill type="solid"/>
-            <v:stroke dashstyle="solid"/>
-          </v:shape>
-        </w:pict>
       </w:r>
       <w:r>
         <w:rPr>
@@ -24110,18 +22904,6 @@
         <w:rPr>
           <w:sz w:val="20"/>
         </w:rPr>
-        <w:pict>
-          <v:group style="width:23.6pt;height:15.2pt;mso-position-horizontal-relative:char;mso-position-vertical-relative:line" id="docshapegroup41" coordorigin="0,0" coordsize="472,304">
-            <v:shape style="position:absolute;left:10;top:10;width:452;height:284" id="docshape42" coordorigin="10,10" coordsize="452,284" path="m236,293l10,154,125,154,125,10,346,10,346,154,461,154,236,293xe" filled="true" fillcolor="#e7e6e6" stroked="false">
-              <v:path arrowok="t"/>
-              <v:fill type="solid"/>
-            </v:shape>
-            <v:shape style="position:absolute;left:10;top:10;width:452;height:284" id="docshape43" coordorigin="10,10" coordsize="452,284" path="m346,10l346,154,461,154,236,293,10,154,125,154,125,10,346,10xe" filled="false" stroked="true" strokeweight="1.000320pt" strokecolor="#41709c">
-              <v:path arrowok="t"/>
-              <v:stroke dashstyle="solid"/>
-            </v:shape>
-          </v:group>
-        </w:pict>
       </w:r>
       <w:r>
         <w:rPr>
@@ -24151,140 +22933,6 @@
         <w:rPr>
           <w:sz w:val="20"/>
         </w:rPr>
-        <w:pict>
-          <v:shape style="width:121.45pt;height:35.3pt;mso-position-horizontal-relative:char;mso-position-vertical-relative:line" type="#_x0000_t202" id="docshape44" filled="true" fillcolor="#1f3863" stroked="true" strokeweight="1.000082pt" strokecolor="#41709c">
-            <w10:anchorlock/>
-            <v:textbox inset="0,0,0,0">
-              <w:txbxContent>
-                <w:p>
-                  <w:pPr>
-                    <w:spacing w:before="97"/>
-                    <w:ind w:left="169" w:right="17" w:hanging="10"/>
-                    <w:jc w:val="left"/>
-                    <w:rPr>
-                      <w:rFonts w:ascii="Calibri"/>
-                      <w:color w:val="000000"/>
-                      <w:sz w:val="20"/>
-                    </w:rPr>
-                  </w:pPr>
-                  <w:r>
-                    <w:rPr>
-                      <w:rFonts w:ascii="Calibri"/>
-                      <w:color w:val="FFFFFF"/>
-                      <w:sz w:val="20"/>
-                    </w:rPr>
-                    <w:t>Posting</w:t>
-                  </w:r>
-                  <w:r>
-                    <w:rPr>
-                      <w:rFonts w:ascii="Calibri"/>
-                      <w:color w:val="FFFFFF"/>
-                      <w:spacing w:val="-12"/>
-                      <w:sz w:val="20"/>
-                    </w:rPr>
-                    <w:t> </w:t>
-                  </w:r>
-                  <w:r>
-                    <w:rPr>
-                      <w:rFonts w:ascii="Calibri"/>
-                      <w:color w:val="FFFFFF"/>
-                      <w:sz w:val="20"/>
-                    </w:rPr>
-                    <w:t>released</w:t>
-                  </w:r>
-                  <w:r>
-                    <w:rPr>
-                      <w:rFonts w:ascii="Calibri"/>
-                      <w:color w:val="FFFFFF"/>
-                      <w:spacing w:val="-12"/>
-                      <w:sz w:val="20"/>
-                    </w:rPr>
-                    <w:t> </w:t>
-                  </w:r>
-                  <w:r>
-                    <w:rPr>
-                      <w:rFonts w:ascii="Calibri"/>
-                      <w:color w:val="FFFFFF"/>
-                      <w:sz w:val="20"/>
-                    </w:rPr>
-                    <w:t>to</w:t>
-                  </w:r>
-                  <w:r>
-                    <w:rPr>
-                      <w:rFonts w:ascii="Calibri"/>
-                      <w:color w:val="FFFFFF"/>
-                      <w:spacing w:val="-11"/>
-                      <w:sz w:val="20"/>
-                    </w:rPr>
-                    <w:t> </w:t>
-                  </w:r>
-                  <w:r>
-                    <w:rPr>
-                      <w:rFonts w:ascii="Calibri"/>
-                      <w:color w:val="FFFFFF"/>
-                      <w:sz w:val="20"/>
-                    </w:rPr>
-                    <w:t>public by</w:t>
-                  </w:r>
-                  <w:r>
-                    <w:rPr>
-                      <w:rFonts w:ascii="Calibri"/>
-                      <w:color w:val="FFFFFF"/>
-                      <w:spacing w:val="-4"/>
-                      <w:sz w:val="20"/>
-                    </w:rPr>
-                    <w:t> </w:t>
-                  </w:r>
-                  <w:r>
-                    <w:rPr>
-                      <w:rFonts w:ascii="Calibri"/>
-                      <w:color w:val="FFFFFF"/>
-                      <w:sz w:val="20"/>
-                    </w:rPr>
-                    <w:t>registry</w:t>
-                  </w:r>
-                  <w:r>
-                    <w:rPr>
-                      <w:rFonts w:ascii="Calibri"/>
-                      <w:color w:val="FFFFFF"/>
-                      <w:spacing w:val="-3"/>
-                      <w:sz w:val="20"/>
-                    </w:rPr>
-                    <w:t> </w:t>
-                  </w:r>
-                  <w:r>
-                    <w:rPr>
-                      <w:rFonts w:ascii="Calibri"/>
-                      <w:color w:val="FFFFFF"/>
-                      <w:sz w:val="20"/>
-                    </w:rPr>
-                    <w:t>(as</w:t>
-                  </w:r>
-                  <w:r>
-                    <w:rPr>
-                      <w:rFonts w:ascii="Calibri"/>
-                      <w:color w:val="FFFFFF"/>
-                      <w:spacing w:val="-4"/>
-                      <w:sz w:val="20"/>
-                    </w:rPr>
-                    <w:t> </w:t>
-                  </w:r>
-                  <w:r>
-                    <w:rPr>
-                      <w:rFonts w:ascii="Calibri"/>
-                      <w:color w:val="FFFFFF"/>
-                      <w:spacing w:val="-2"/>
-                      <w:sz w:val="20"/>
-                    </w:rPr>
-                    <w:t>applicable)</w:t>
-                  </w:r>
-                </w:p>
-              </w:txbxContent>
-            </v:textbox>
-            <v:fill type="solid"/>
-            <v:stroke dashstyle="solid"/>
-          </v:shape>
-        </w:pict>
       </w:r>
       <w:r>
         <w:rPr>
@@ -24338,12 +22986,6 @@
       </w:pPr>
       <w:r>
         <w:rPr/>
-        <w:pict>
-          <v:rect style="position:absolute;margin-left:70.559998pt;margin-top:16.154150pt;width:470.88pt;height:.48pt;mso-position-horizontal-relative:page;mso-position-vertical-relative:paragraph;z-index:-15724032;mso-wrap-distance-left:0;mso-wrap-distance-right:0" id="docshape45" filled="true" fillcolor="#000000" stroked="false">
-            <v:fill type="solid"/>
-            <w10:wrap type="topAndBottom"/>
-          </v:rect>
-        </w:pict>
       </w:r>
     </w:p>
     <w:p>
@@ -24691,49 +23333,6 @@
       </w:pPr>
       <w:r>
         <w:rPr/>
-        <w:drawing>
-          <wp:anchor distT="0" distB="0" distL="0" distR="0" allowOverlap="1" layoutInCell="1" locked="0" behindDoc="0" simplePos="0" relativeHeight="15736832">
-            <wp:simplePos x="0" y="0"/>
-            <wp:positionH relativeFrom="page">
-              <wp:posOffset>1780794</wp:posOffset>
-            </wp:positionH>
-            <wp:positionV relativeFrom="paragraph">
-              <wp:posOffset>207033</wp:posOffset>
-            </wp:positionV>
-            <wp:extent cx="19812" cy="9905"/>
-            <wp:effectExtent l="0" t="0" r="0" b="0"/>
-            <wp:wrapNone/>
-            <wp:docPr id="7" name="image2.png"/>
-            <wp:cNvGraphicFramePr>
-              <a:graphicFrameLocks noChangeAspect="1"/>
-            </wp:cNvGraphicFramePr>
-            <a:graphic>
-              <a:graphicData uri="http://schemas.openxmlformats.org/drawingml/2006/picture">
-                <pic:pic>
-                  <pic:nvPicPr>
-                    <pic:cNvPr id="8" name="image2.png"/>
-                    <pic:cNvPicPr/>
-                  </pic:nvPicPr>
-                  <pic:blipFill>
-                    <a:blip r:embed="rId13" cstate="print"/>
-                    <a:stretch>
-                      <a:fillRect/>
-                    </a:stretch>
-                  </pic:blipFill>
-                  <pic:spPr>
-                    <a:xfrm>
-                      <a:off x="0" y="0"/>
-                      <a:ext cx="19812" cy="9905"/>
-                    </a:xfrm>
-                    <a:prstGeom prst="rect">
-                      <a:avLst/>
-                    </a:prstGeom>
-                  </pic:spPr>
-                </pic:pic>
-              </a:graphicData>
-            </a:graphic>
-          </wp:anchor>
-        </w:drawing>
       </w:r>
       <w:r>
         <w:rPr>
@@ -26306,535 +24905,9 @@
     </w:pPr>
     <w:r>
       <w:rPr/>
-      <w:pict>
-        <v:rect style="position:absolute;margin-left:70.559998pt;margin-top:734.159973pt;width:470.88pt;height:.48pt;mso-position-horizontal-relative:page;mso-position-vertical-relative:page;z-index:-16365056" id="docshape1" filled="true" fillcolor="#000000" stroked="false">
-          <v:fill type="solid"/>
-          <w10:wrap type="none"/>
-        </v:rect>
-      </w:pict>
     </w:r>
     <w:r>
       <w:rPr/>
-      <w:pict>
-        <v:shapetype id="_x0000_t202" o:spt="202" coordsize="21600,21600" path="m,l,21600r21600,l21600,xe">
-          <v:stroke joinstyle="miter"/>
-          <v:path gradientshapeok="t" o:connecttype="rect"/>
-        </v:shapetype>
-        <v:shape style="position:absolute;margin-left:71pt;margin-top:734.870239pt;width:451.05pt;height:49.15pt;mso-position-horizontal-relative:page;mso-position-vertical-relative:page;z-index:-16364544" type="#_x0000_t202" id="docshape2" filled="false" stroked="false">
-          <v:textbox inset="0,0,0,0">
-            <w:txbxContent>
-              <w:p>
-                <w:pPr>
-                  <w:spacing w:line="183" w:lineRule="exact" w:before="13"/>
-                  <w:ind w:left="4292" w:right="0" w:firstLine="0"/>
-                  <w:jc w:val="left"/>
-                  <w:rPr>
-                    <w:sz w:val="16"/>
-                  </w:rPr>
-                </w:pPr>
-                <w:r>
-                  <w:rPr>
-                    <w:sz w:val="16"/>
-                  </w:rPr>
-                  <w:t>Page</w:t>
-                </w:r>
-                <w:r>
-                  <w:rPr>
-                    <w:spacing w:val="-2"/>
-                    <w:sz w:val="16"/>
-                  </w:rPr>
-                  <w:t> </w:t>
-                </w:r>
-                <w:r>
-                  <w:rPr>
-                    <w:sz w:val="16"/>
-                  </w:rPr>
-                  <w:fldChar w:fldCharType="begin"/>
-                </w:r>
-                <w:r>
-                  <w:rPr>
-                    <w:sz w:val="16"/>
-                  </w:rPr>
-                  <w:instrText> PAGE </w:instrText>
-                </w:r>
-                <w:r>
-                  <w:rPr>
-                    <w:sz w:val="16"/>
-                  </w:rPr>
-                  <w:fldChar w:fldCharType="separate"/>
-                </w:r>
-                <w:r>
-                  <w:rPr>
-                    <w:sz w:val="16"/>
-                  </w:rPr>
-                  <w:t>1</w:t>
-                </w:r>
-                <w:r>
-                  <w:rPr>
-                    <w:sz w:val="16"/>
-                  </w:rPr>
-                  <w:fldChar w:fldCharType="end"/>
-                </w:r>
-                <w:r>
-                  <w:rPr>
-                    <w:spacing w:val="-4"/>
-                    <w:sz w:val="16"/>
-                  </w:rPr>
-                  <w:t> </w:t>
-                </w:r>
-                <w:r>
-                  <w:rPr>
-                    <w:sz w:val="16"/>
-                  </w:rPr>
-                  <w:t>of</w:t>
-                </w:r>
-                <w:r>
-                  <w:rPr>
-                    <w:spacing w:val="-3"/>
-                    <w:sz w:val="16"/>
-                  </w:rPr>
-                  <w:t> </w:t>
-                </w:r>
-                <w:r>
-                  <w:rPr>
-                    <w:spacing w:val="-10"/>
-                    <w:sz w:val="16"/>
-                  </w:rPr>
-                  <w:t>9</w:t>
-                </w:r>
-              </w:p>
-              <w:p>
-                <w:pPr>
-                  <w:spacing w:line="244" w:lineRule="auto" w:before="0"/>
-                  <w:ind w:left="20" w:right="0" w:firstLine="0"/>
-                  <w:jc w:val="left"/>
-                  <w:rPr>
-                    <w:sz w:val="16"/>
-                  </w:rPr>
-                </w:pPr>
-                <w:r>
-                  <w:rPr>
-                    <w:sz w:val="16"/>
-                  </w:rPr>
-                  <w:t>Copyright</w:t>
-                </w:r>
-                <w:r>
-                  <w:rPr>
-                    <w:spacing w:val="-2"/>
-                    <w:sz w:val="16"/>
-                  </w:rPr>
-                  <w:t> </w:t>
-                </w:r>
-                <w:r>
-                  <w:rPr>
-                    <w:sz w:val="16"/>
-                  </w:rPr>
-                  <w:t>©</w:t>
-                </w:r>
-                <w:r>
-                  <w:rPr>
-                    <w:spacing w:val="-2"/>
-                    <w:sz w:val="16"/>
-                  </w:rPr>
-                  <w:t> </w:t>
-                </w:r>
-                <w:r>
-                  <w:rPr>
-                    <w:sz w:val="16"/>
-                  </w:rPr>
-                  <w:t>2015,</w:t>
-                </w:r>
-                <w:r>
-                  <w:rPr>
-                    <w:spacing w:val="-2"/>
-                    <w:sz w:val="16"/>
-                  </w:rPr>
-                  <w:t> </w:t>
-                </w:r>
-                <w:r>
-                  <w:rPr>
-                    <w:sz w:val="16"/>
-                  </w:rPr>
-                  <w:t>2017,</w:t>
-                </w:r>
-                <w:r>
-                  <w:rPr>
-                    <w:spacing w:val="-2"/>
-                    <w:sz w:val="16"/>
-                  </w:rPr>
-                  <w:t> </w:t>
-                </w:r>
-                <w:r>
-                  <w:rPr>
-                    <w:sz w:val="16"/>
-                  </w:rPr>
-                  <w:t>2018,</w:t>
-                </w:r>
-                <w:r>
-                  <w:rPr>
-                    <w:spacing w:val="-3"/>
-                    <w:sz w:val="16"/>
-                  </w:rPr>
-                  <w:t> </w:t>
-                </w:r>
-                <w:r>
-                  <w:rPr>
-                    <w:sz w:val="16"/>
-                  </w:rPr>
-                  <w:t>2019,</w:t>
-                </w:r>
-                <w:r>
-                  <w:rPr>
-                    <w:spacing w:val="-2"/>
-                    <w:sz w:val="16"/>
-                  </w:rPr>
-                  <w:t> </w:t>
-                </w:r>
-                <w:r>
-                  <w:rPr>
-                    <w:sz w:val="16"/>
-                  </w:rPr>
-                  <w:t>2021,</w:t>
-                </w:r>
-                <w:r>
-                  <w:rPr>
-                    <w:spacing w:val="-2"/>
-                    <w:sz w:val="16"/>
-                  </w:rPr>
-                  <w:t> </w:t>
-                </w:r>
-                <w:r>
-                  <w:rPr>
-                    <w:sz w:val="16"/>
-                  </w:rPr>
-                  <w:t>2023</w:t>
-                </w:r>
-                <w:r>
-                  <w:rPr>
-                    <w:spacing w:val="-2"/>
-                    <w:sz w:val="16"/>
-                  </w:rPr>
-                  <w:t> </w:t>
-                </w:r>
-                <w:r>
-                  <w:rPr>
-                    <w:sz w:val="16"/>
-                  </w:rPr>
-                  <w:t>IQVIA.</w:t>
-                </w:r>
-                <w:r>
-                  <w:rPr>
-                    <w:spacing w:val="-3"/>
-                    <w:sz w:val="16"/>
-                  </w:rPr>
-                  <w:t> </w:t>
-                </w:r>
-                <w:r>
-                  <w:rPr>
-                    <w:sz w:val="16"/>
-                  </w:rPr>
-                  <w:t>All</w:t>
-                </w:r>
-                <w:r>
-                  <w:rPr>
-                    <w:spacing w:val="-3"/>
-                    <w:sz w:val="16"/>
-                  </w:rPr>
-                  <w:t> </w:t>
-                </w:r>
-                <w:r>
-                  <w:rPr>
-                    <w:sz w:val="16"/>
-                  </w:rPr>
-                  <w:t>rights</w:t>
-                </w:r>
-                <w:r>
-                  <w:rPr>
-                    <w:spacing w:val="-3"/>
-                    <w:sz w:val="16"/>
-                  </w:rPr>
-                  <w:t> </w:t>
-                </w:r>
-                <w:r>
-                  <w:rPr>
-                    <w:sz w:val="16"/>
-                  </w:rPr>
-                  <w:t>reserved.</w:t>
-                </w:r>
-                <w:r>
-                  <w:rPr>
-                    <w:spacing w:val="-3"/>
-                    <w:sz w:val="16"/>
-                  </w:rPr>
-                  <w:t> </w:t>
-                </w:r>
-                <w:r>
-                  <w:rPr>
-                    <w:sz w:val="16"/>
-                  </w:rPr>
-                  <w:t>The</w:t>
-                </w:r>
-                <w:r>
-                  <w:rPr>
-                    <w:spacing w:val="-3"/>
-                    <w:sz w:val="16"/>
-                  </w:rPr>
-                  <w:t> </w:t>
-                </w:r>
-                <w:r>
-                  <w:rPr>
-                    <w:sz w:val="16"/>
-                  </w:rPr>
-                  <w:t>contents</w:t>
-                </w:r>
-                <w:r>
-                  <w:rPr>
-                    <w:spacing w:val="-3"/>
-                    <w:sz w:val="16"/>
-                  </w:rPr>
-                  <w:t> </w:t>
-                </w:r>
-                <w:r>
-                  <w:rPr>
-                    <w:sz w:val="16"/>
-                  </w:rPr>
-                  <w:t>of</w:t>
-                </w:r>
-                <w:r>
-                  <w:rPr>
-                    <w:spacing w:val="-3"/>
-                    <w:sz w:val="16"/>
-                  </w:rPr>
-                  <w:t> </w:t>
-                </w:r>
-                <w:r>
-                  <w:rPr>
-                    <w:sz w:val="16"/>
-                  </w:rPr>
-                  <w:t>this</w:t>
-                </w:r>
-                <w:r>
-                  <w:rPr>
-                    <w:spacing w:val="-3"/>
-                    <w:sz w:val="16"/>
-                  </w:rPr>
-                  <w:t> </w:t>
-                </w:r>
-                <w:r>
-                  <w:rPr>
-                    <w:sz w:val="16"/>
-                  </w:rPr>
-                  <w:t>document</w:t>
-                </w:r>
-                <w:r>
-                  <w:rPr>
-                    <w:spacing w:val="-3"/>
-                    <w:sz w:val="16"/>
-                  </w:rPr>
-                  <w:t> </w:t>
-                </w:r>
-                <w:r>
-                  <w:rPr>
-                    <w:sz w:val="16"/>
-                  </w:rPr>
-                  <w:t>are</w:t>
-                </w:r>
-                <w:r>
-                  <w:rPr>
-                    <w:spacing w:val="-3"/>
-                    <w:sz w:val="16"/>
-                  </w:rPr>
-                  <w:t> </w:t>
-                </w:r>
-                <w:r>
-                  <w:rPr>
-                    <w:sz w:val="16"/>
-                  </w:rPr>
-                  <w:t>confidential</w:t>
-                </w:r>
-                <w:r>
-                  <w:rPr>
-                    <w:spacing w:val="-3"/>
-                    <w:sz w:val="16"/>
-                  </w:rPr>
-                  <w:t> </w:t>
-                </w:r>
-                <w:r>
-                  <w:rPr>
-                    <w:sz w:val="16"/>
-                  </w:rPr>
-                  <w:t>and proprietary to IQVIA Holdings Inc. and its subsidiaries. Unauthorized use, disclosure or reproduction is strictly prohibited.</w:t>
-                </w:r>
-              </w:p>
-              <w:p>
-                <w:pPr>
-                  <w:spacing w:before="105"/>
-                  <w:ind w:left="740" w:right="0" w:firstLine="0"/>
-                  <w:jc w:val="left"/>
-                  <w:rPr>
-                    <w:rFonts w:ascii="Trebuchet MS"/>
-                    <w:sz w:val="24"/>
-                  </w:rPr>
-                </w:pPr>
-                <w:r>
-                  <w:rPr>
-                    <w:rFonts w:ascii="Trebuchet MS"/>
-                    <w:color w:val="191919"/>
-                    <w:spacing w:val="-6"/>
-                    <w:sz w:val="24"/>
-                  </w:rPr>
-                  <w:t>UNCONTROLLED</w:t>
-                </w:r>
-                <w:r>
-                  <w:rPr>
-                    <w:rFonts w:ascii="Trebuchet MS"/>
-                    <w:color w:val="191919"/>
-                    <w:spacing w:val="-14"/>
-                    <w:sz w:val="24"/>
-                  </w:rPr>
-                  <w:t> </w:t>
-                </w:r>
-                <w:r>
-                  <w:rPr>
-                    <w:rFonts w:ascii="Trebuchet MS"/>
-                    <w:color w:val="191919"/>
-                    <w:spacing w:val="-6"/>
-                    <w:sz w:val="24"/>
-                  </w:rPr>
-                  <w:t>COPY</w:t>
-                </w:r>
-                <w:r>
-                  <w:rPr>
-                    <w:rFonts w:ascii="Trebuchet MS"/>
-                    <w:color w:val="191919"/>
-                    <w:spacing w:val="-14"/>
-                    <w:sz w:val="24"/>
-                  </w:rPr>
-                  <w:t> </w:t>
-                </w:r>
-                <w:r>
-                  <w:rPr>
-                    <w:rFonts w:ascii="Trebuchet MS"/>
-                    <w:color w:val="191919"/>
-                    <w:spacing w:val="-6"/>
-                    <w:sz w:val="24"/>
-                  </w:rPr>
-                  <w:t>CS_WI_MW0222</w:t>
-                </w:r>
-                <w:r>
-                  <w:rPr>
-                    <w:rFonts w:ascii="Trebuchet MS"/>
-                    <w:color w:val="191919"/>
-                    <w:spacing w:val="-14"/>
-                    <w:sz w:val="24"/>
-                  </w:rPr>
-                  <w:t> </w:t>
-                </w:r>
-                <w:r>
-                  <w:rPr>
-                    <w:rFonts w:ascii="Trebuchet MS"/>
-                    <w:color w:val="191919"/>
-                    <w:spacing w:val="-6"/>
-                    <w:sz w:val="24"/>
-                  </w:rPr>
-                  <w:t>Revision</w:t>
-                </w:r>
-                <w:r>
-                  <w:rPr>
-                    <w:rFonts w:ascii="Trebuchet MS"/>
-                    <w:color w:val="191919"/>
-                    <w:spacing w:val="-14"/>
-                    <w:sz w:val="24"/>
-                  </w:rPr>
-                  <w:t> </w:t>
-                </w:r>
-                <w:r>
-                  <w:rPr>
-                    <w:rFonts w:ascii="Trebuchet MS"/>
-                    <w:color w:val="191919"/>
-                    <w:spacing w:val="-6"/>
-                    <w:sz w:val="24"/>
-                  </w:rPr>
-                  <w:t>6</w:t>
-                </w:r>
-                <w:r>
-                  <w:rPr>
-                    <w:rFonts w:ascii="Trebuchet MS"/>
-                    <w:color w:val="191919"/>
-                    <w:spacing w:val="-14"/>
-                    <w:sz w:val="24"/>
-                  </w:rPr>
-                  <w:t> </w:t>
-                </w:r>
-                <w:r>
-                  <w:rPr>
-                    <w:rFonts w:ascii="Trebuchet MS"/>
-                    <w:color w:val="191919"/>
-                    <w:spacing w:val="-6"/>
-                    <w:sz w:val="24"/>
-                  </w:rPr>
-                  <w:t>-</w:t>
-                </w:r>
-                <w:r>
-                  <w:rPr>
-                    <w:rFonts w:ascii="Trebuchet MS"/>
-                    <w:color w:val="191919"/>
-                    <w:spacing w:val="-14"/>
-                    <w:sz w:val="24"/>
-                  </w:rPr>
-                  <w:t> </w:t>
-                </w:r>
-                <w:r>
-                  <w:rPr>
-                    <w:rFonts w:ascii="Trebuchet MS"/>
-                    <w:color w:val="191919"/>
-                    <w:spacing w:val="-6"/>
-                    <w:sz w:val="24"/>
-                  </w:rPr>
-                  <w:t>EFFECTIVE</w:t>
-                </w:r>
-                <w:r>
-                  <w:rPr>
-                    <w:rFonts w:ascii="Trebuchet MS"/>
-                    <w:color w:val="191919"/>
-                    <w:spacing w:val="-14"/>
-                    <w:sz w:val="24"/>
-                  </w:rPr>
-                  <w:t> </w:t>
-                </w:r>
-                <w:r>
-                  <w:rPr>
-                    <w:rFonts w:ascii="Trebuchet MS"/>
-                    <w:color w:val="191919"/>
-                    <w:spacing w:val="-6"/>
-                    <w:sz w:val="24"/>
-                  </w:rPr>
-                  <w:t>on</w:t>
-                </w:r>
-                <w:r>
-                  <w:rPr>
-                    <w:rFonts w:ascii="Trebuchet MS"/>
-                    <w:color w:val="191919"/>
-                    <w:spacing w:val="-14"/>
-                    <w:sz w:val="24"/>
-                  </w:rPr>
-                  <w:t> </w:t>
-                </w:r>
-                <w:r>
-                  <w:rPr>
-                    <w:rFonts w:ascii="Trebuchet MS"/>
-                    <w:color w:val="191919"/>
-                    <w:spacing w:val="-6"/>
-                    <w:sz w:val="24"/>
-                  </w:rPr>
-                  <w:t>15-Mar-2023</w:t>
-                </w:r>
-              </w:p>
-            </w:txbxContent>
-          </v:textbox>
-          <w10:wrap type="none"/>
-        </v:shape>
-      </w:pict>
     </w:r>
   </w:p>
 </w:ftr>
@@ -26852,531 +24925,9 @@
     </w:pPr>
     <w:r>
       <w:rPr/>
-      <w:pict>
-        <v:rect style="position:absolute;margin-left:70.559998pt;margin-top:734.159973pt;width:470.88pt;height:.48pt;mso-position-horizontal-relative:page;mso-position-vertical-relative:page;z-index:-16363520" id="docshape4" filled="true" fillcolor="#000000" stroked="false">
-          <v:fill type="solid"/>
-          <w10:wrap type="none"/>
-        </v:rect>
-      </w:pict>
     </w:r>
     <w:r>
       <w:rPr/>
-      <w:pict>
-        <v:shape style="position:absolute;margin-left:71pt;margin-top:734.870239pt;width:451.05pt;height:49.15pt;mso-position-horizontal-relative:page;mso-position-vertical-relative:page;z-index:-16363008" type="#_x0000_t202" id="docshape5" filled="false" stroked="false">
-          <v:textbox inset="0,0,0,0">
-            <w:txbxContent>
-              <w:p>
-                <w:pPr>
-                  <w:spacing w:line="183" w:lineRule="exact" w:before="13"/>
-                  <w:ind w:left="4292" w:right="0" w:firstLine="0"/>
-                  <w:jc w:val="left"/>
-                  <w:rPr>
-                    <w:sz w:val="16"/>
-                  </w:rPr>
-                </w:pPr>
-                <w:r>
-                  <w:rPr>
-                    <w:sz w:val="16"/>
-                  </w:rPr>
-                  <w:t>Page</w:t>
-                </w:r>
-                <w:r>
-                  <w:rPr>
-                    <w:spacing w:val="-2"/>
-                    <w:sz w:val="16"/>
-                  </w:rPr>
-                  <w:t> </w:t>
-                </w:r>
-                <w:r>
-                  <w:rPr>
-                    <w:sz w:val="16"/>
-                  </w:rPr>
-                  <w:fldChar w:fldCharType="begin"/>
-                </w:r>
-                <w:r>
-                  <w:rPr>
-                    <w:sz w:val="16"/>
-                  </w:rPr>
-                  <w:instrText> PAGE </w:instrText>
-                </w:r>
-                <w:r>
-                  <w:rPr>
-                    <w:sz w:val="16"/>
-                  </w:rPr>
-                  <w:fldChar w:fldCharType="separate"/>
-                </w:r>
-                <w:r>
-                  <w:rPr>
-                    <w:sz w:val="16"/>
-                  </w:rPr>
-                  <w:t>2</w:t>
-                </w:r>
-                <w:r>
-                  <w:rPr>
-                    <w:sz w:val="16"/>
-                  </w:rPr>
-                  <w:fldChar w:fldCharType="end"/>
-                </w:r>
-                <w:r>
-                  <w:rPr>
-                    <w:spacing w:val="-4"/>
-                    <w:sz w:val="16"/>
-                  </w:rPr>
-                  <w:t> </w:t>
-                </w:r>
-                <w:r>
-                  <w:rPr>
-                    <w:sz w:val="16"/>
-                  </w:rPr>
-                  <w:t>of</w:t>
-                </w:r>
-                <w:r>
-                  <w:rPr>
-                    <w:spacing w:val="-3"/>
-                    <w:sz w:val="16"/>
-                  </w:rPr>
-                  <w:t> </w:t>
-                </w:r>
-                <w:r>
-                  <w:rPr>
-                    <w:spacing w:val="-10"/>
-                    <w:sz w:val="16"/>
-                  </w:rPr>
-                  <w:t>9</w:t>
-                </w:r>
-              </w:p>
-              <w:p>
-                <w:pPr>
-                  <w:spacing w:line="244" w:lineRule="auto" w:before="0"/>
-                  <w:ind w:left="20" w:right="0" w:firstLine="0"/>
-                  <w:jc w:val="left"/>
-                  <w:rPr>
-                    <w:sz w:val="16"/>
-                  </w:rPr>
-                </w:pPr>
-                <w:r>
-                  <w:rPr>
-                    <w:sz w:val="16"/>
-                  </w:rPr>
-                  <w:t>Copyright</w:t>
-                </w:r>
-                <w:r>
-                  <w:rPr>
-                    <w:spacing w:val="-3"/>
-                    <w:sz w:val="16"/>
-                  </w:rPr>
-                  <w:t> </w:t>
-                </w:r>
-                <w:r>
-                  <w:rPr>
-                    <w:sz w:val="16"/>
-                  </w:rPr>
-                  <w:t>©</w:t>
-                </w:r>
-                <w:r>
-                  <w:rPr>
-                    <w:spacing w:val="-2"/>
-                    <w:sz w:val="16"/>
-                  </w:rPr>
-                  <w:t> </w:t>
-                </w:r>
-                <w:r>
-                  <w:rPr>
-                    <w:sz w:val="16"/>
-                  </w:rPr>
-                  <w:t>2015,</w:t>
-                </w:r>
-                <w:r>
-                  <w:rPr>
-                    <w:spacing w:val="-3"/>
-                    <w:sz w:val="16"/>
-                  </w:rPr>
-                  <w:t> </w:t>
-                </w:r>
-                <w:r>
-                  <w:rPr>
-                    <w:sz w:val="16"/>
-                  </w:rPr>
-                  <w:t>2017,</w:t>
-                </w:r>
-                <w:r>
-                  <w:rPr>
-                    <w:spacing w:val="-3"/>
-                    <w:sz w:val="16"/>
-                  </w:rPr>
-                  <w:t> </w:t>
-                </w:r>
-                <w:r>
-                  <w:rPr>
-                    <w:sz w:val="16"/>
-                  </w:rPr>
-                  <w:t>2018,</w:t>
-                </w:r>
-                <w:r>
-                  <w:rPr>
-                    <w:spacing w:val="-1"/>
-                    <w:sz w:val="16"/>
-                  </w:rPr>
-                  <w:t> </w:t>
-                </w:r>
-                <w:r>
-                  <w:rPr>
-                    <w:sz w:val="16"/>
-                  </w:rPr>
-                  <w:t>2019,</w:t>
-                </w:r>
-                <w:r>
-                  <w:rPr>
-                    <w:spacing w:val="-1"/>
-                    <w:sz w:val="16"/>
-                  </w:rPr>
-                  <w:t> </w:t>
-                </w:r>
-                <w:r>
-                  <w:rPr>
-                    <w:sz w:val="16"/>
-                  </w:rPr>
-                  <w:t>2021,</w:t>
-                </w:r>
-                <w:r>
-                  <w:rPr>
-                    <w:spacing w:val="-2"/>
-                    <w:sz w:val="16"/>
-                  </w:rPr>
-                  <w:t> </w:t>
-                </w:r>
-                <w:r>
-                  <w:rPr>
-                    <w:sz w:val="16"/>
-                  </w:rPr>
-                  <w:t>2023</w:t>
-                </w:r>
-                <w:r>
-                  <w:rPr>
-                    <w:spacing w:val="-2"/>
-                    <w:sz w:val="16"/>
-                  </w:rPr>
-                  <w:t> </w:t>
-                </w:r>
-                <w:r>
-                  <w:rPr>
-                    <w:sz w:val="16"/>
-                  </w:rPr>
-                  <w:t>IQVIA.</w:t>
-                </w:r>
-                <w:r>
-                  <w:rPr>
-                    <w:spacing w:val="-3"/>
-                    <w:sz w:val="16"/>
-                  </w:rPr>
-                  <w:t> </w:t>
-                </w:r>
-                <w:r>
-                  <w:rPr>
-                    <w:sz w:val="16"/>
-                  </w:rPr>
-                  <w:t>All</w:t>
-                </w:r>
-                <w:r>
-                  <w:rPr>
-                    <w:spacing w:val="-3"/>
-                    <w:sz w:val="16"/>
-                  </w:rPr>
-                  <w:t> </w:t>
-                </w:r>
-                <w:r>
-                  <w:rPr>
-                    <w:sz w:val="16"/>
-                  </w:rPr>
-                  <w:t>rights</w:t>
-                </w:r>
-                <w:r>
-                  <w:rPr>
-                    <w:spacing w:val="-3"/>
-                    <w:sz w:val="16"/>
-                  </w:rPr>
-                  <w:t> </w:t>
-                </w:r>
-                <w:r>
-                  <w:rPr>
-                    <w:sz w:val="16"/>
-                  </w:rPr>
-                  <w:t>reserved.</w:t>
-                </w:r>
-                <w:r>
-                  <w:rPr>
-                    <w:spacing w:val="-3"/>
-                    <w:sz w:val="16"/>
-                  </w:rPr>
-                  <w:t> </w:t>
-                </w:r>
-                <w:r>
-                  <w:rPr>
-                    <w:sz w:val="16"/>
-                  </w:rPr>
-                  <w:t>The</w:t>
-                </w:r>
-                <w:r>
-                  <w:rPr>
-                    <w:spacing w:val="-4"/>
-                    <w:sz w:val="16"/>
-                  </w:rPr>
-                  <w:t> </w:t>
-                </w:r>
-                <w:r>
-                  <w:rPr>
-                    <w:sz w:val="16"/>
-                  </w:rPr>
-                  <w:t>contents</w:t>
-                </w:r>
-                <w:r>
-                  <w:rPr>
-                    <w:spacing w:val="-3"/>
-                    <w:sz w:val="16"/>
-                  </w:rPr>
-                  <w:t> </w:t>
-                </w:r>
-                <w:r>
-                  <w:rPr>
-                    <w:sz w:val="16"/>
-                  </w:rPr>
-                  <w:t>of</w:t>
-                </w:r>
-                <w:r>
-                  <w:rPr>
-                    <w:spacing w:val="-3"/>
-                    <w:sz w:val="16"/>
-                  </w:rPr>
-                  <w:t> </w:t>
-                </w:r>
-                <w:r>
-                  <w:rPr>
-                    <w:sz w:val="16"/>
-                  </w:rPr>
-                  <w:t>this</w:t>
-                </w:r>
-                <w:r>
-                  <w:rPr>
-                    <w:spacing w:val="-2"/>
-                    <w:sz w:val="16"/>
-                  </w:rPr>
-                  <w:t> </w:t>
-                </w:r>
-                <w:r>
-                  <w:rPr>
-                    <w:sz w:val="16"/>
-                  </w:rPr>
-                  <w:t>document</w:t>
-                </w:r>
-                <w:r>
-                  <w:rPr>
-                    <w:spacing w:val="-3"/>
-                    <w:sz w:val="16"/>
-                  </w:rPr>
-                  <w:t> </w:t>
-                </w:r>
-                <w:r>
-                  <w:rPr>
-                    <w:sz w:val="16"/>
-                  </w:rPr>
-                  <w:t>are</w:t>
-                </w:r>
-                <w:r>
-                  <w:rPr>
-                    <w:spacing w:val="-3"/>
-                    <w:sz w:val="16"/>
-                  </w:rPr>
-                  <w:t> </w:t>
-                </w:r>
-                <w:r>
-                  <w:rPr>
-                    <w:sz w:val="16"/>
-                  </w:rPr>
-                  <w:t>confidential</w:t>
-                </w:r>
-                <w:r>
-                  <w:rPr>
-                    <w:spacing w:val="-2"/>
-                    <w:sz w:val="16"/>
-                  </w:rPr>
-                  <w:t> </w:t>
-                </w:r>
-                <w:r>
-                  <w:rPr>
-                    <w:sz w:val="16"/>
-                  </w:rPr>
-                  <w:t>and proprietary to IQVIA Holdings Inc. and its subsidiaries. Unauthorized use, disclosure or reproduction is strictly prohibited.</w:t>
-                </w:r>
-              </w:p>
-              <w:p>
-                <w:pPr>
-                  <w:spacing w:before="105"/>
-                  <w:ind w:left="740" w:right="0" w:firstLine="0"/>
-                  <w:jc w:val="left"/>
-                  <w:rPr>
-                    <w:rFonts w:ascii="Trebuchet MS"/>
-                    <w:sz w:val="24"/>
-                  </w:rPr>
-                </w:pPr>
-                <w:r>
-                  <w:rPr>
-                    <w:rFonts w:ascii="Trebuchet MS"/>
-                    <w:color w:val="191919"/>
-                    <w:spacing w:val="-6"/>
-                    <w:sz w:val="24"/>
-                  </w:rPr>
-                  <w:t>UNCONTROLLED</w:t>
-                </w:r>
-                <w:r>
-                  <w:rPr>
-                    <w:rFonts w:ascii="Trebuchet MS"/>
-                    <w:color w:val="191919"/>
-                    <w:spacing w:val="-14"/>
-                    <w:sz w:val="24"/>
-                  </w:rPr>
-                  <w:t> </w:t>
-                </w:r>
-                <w:r>
-                  <w:rPr>
-                    <w:rFonts w:ascii="Trebuchet MS"/>
-                    <w:color w:val="191919"/>
-                    <w:spacing w:val="-6"/>
-                    <w:sz w:val="24"/>
-                  </w:rPr>
-                  <w:t>COPY</w:t>
-                </w:r>
-                <w:r>
-                  <w:rPr>
-                    <w:rFonts w:ascii="Trebuchet MS"/>
-                    <w:color w:val="191919"/>
-                    <w:spacing w:val="-14"/>
-                    <w:sz w:val="24"/>
-                  </w:rPr>
-                  <w:t> </w:t>
-                </w:r>
-                <w:r>
-                  <w:rPr>
-                    <w:rFonts w:ascii="Trebuchet MS"/>
-                    <w:color w:val="191919"/>
-                    <w:spacing w:val="-6"/>
-                    <w:sz w:val="24"/>
-                  </w:rPr>
-                  <w:t>CS_WI_MW0222</w:t>
-                </w:r>
-                <w:r>
-                  <w:rPr>
-                    <w:rFonts w:ascii="Trebuchet MS"/>
-                    <w:color w:val="191919"/>
-                    <w:spacing w:val="-14"/>
-                    <w:sz w:val="24"/>
-                  </w:rPr>
-                  <w:t> </w:t>
-                </w:r>
-                <w:r>
-                  <w:rPr>
-                    <w:rFonts w:ascii="Trebuchet MS"/>
-                    <w:color w:val="191919"/>
-                    <w:spacing w:val="-6"/>
-                    <w:sz w:val="24"/>
-                  </w:rPr>
-                  <w:t>Revision</w:t>
-                </w:r>
-                <w:r>
-                  <w:rPr>
-                    <w:rFonts w:ascii="Trebuchet MS"/>
-                    <w:color w:val="191919"/>
-                    <w:spacing w:val="-14"/>
-                    <w:sz w:val="24"/>
-                  </w:rPr>
-                  <w:t> </w:t>
-                </w:r>
-                <w:r>
-                  <w:rPr>
-                    <w:rFonts w:ascii="Trebuchet MS"/>
-                    <w:color w:val="191919"/>
-                    <w:spacing w:val="-6"/>
-                    <w:sz w:val="24"/>
-                  </w:rPr>
-                  <w:t>6</w:t>
-                </w:r>
-                <w:r>
-                  <w:rPr>
-                    <w:rFonts w:ascii="Trebuchet MS"/>
-                    <w:color w:val="191919"/>
-                    <w:spacing w:val="-14"/>
-                    <w:sz w:val="24"/>
-                  </w:rPr>
-                  <w:t> </w:t>
-                </w:r>
-                <w:r>
-                  <w:rPr>
-                    <w:rFonts w:ascii="Trebuchet MS"/>
-                    <w:color w:val="191919"/>
-                    <w:spacing w:val="-6"/>
-                    <w:sz w:val="24"/>
-                  </w:rPr>
-                  <w:t>-</w:t>
-                </w:r>
-                <w:r>
-                  <w:rPr>
-                    <w:rFonts w:ascii="Trebuchet MS"/>
-                    <w:color w:val="191919"/>
-                    <w:spacing w:val="-14"/>
-                    <w:sz w:val="24"/>
-                  </w:rPr>
-                  <w:t> </w:t>
-                </w:r>
-                <w:r>
-                  <w:rPr>
-                    <w:rFonts w:ascii="Trebuchet MS"/>
-                    <w:color w:val="191919"/>
-                    <w:spacing w:val="-6"/>
-                    <w:sz w:val="24"/>
-                  </w:rPr>
-                  <w:t>EFFECTIVE</w:t>
-                </w:r>
-                <w:r>
-                  <w:rPr>
-                    <w:rFonts w:ascii="Trebuchet MS"/>
-                    <w:color w:val="191919"/>
-                    <w:spacing w:val="-14"/>
-                    <w:sz w:val="24"/>
-                  </w:rPr>
-                  <w:t> </w:t>
-                </w:r>
-                <w:r>
-                  <w:rPr>
-                    <w:rFonts w:ascii="Trebuchet MS"/>
-                    <w:color w:val="191919"/>
-                    <w:spacing w:val="-6"/>
-                    <w:sz w:val="24"/>
-                  </w:rPr>
-                  <w:t>on</w:t>
-                </w:r>
-                <w:r>
-                  <w:rPr>
-                    <w:rFonts w:ascii="Trebuchet MS"/>
-                    <w:color w:val="191919"/>
-                    <w:spacing w:val="-14"/>
-                    <w:sz w:val="24"/>
-                  </w:rPr>
-                  <w:t> </w:t>
-                </w:r>
-                <w:r>
-                  <w:rPr>
-                    <w:rFonts w:ascii="Trebuchet MS"/>
-                    <w:color w:val="191919"/>
-                    <w:spacing w:val="-6"/>
-                    <w:sz w:val="24"/>
-                  </w:rPr>
-                  <w:t>15-Mar-2023</w:t>
-                </w:r>
-              </w:p>
-            </w:txbxContent>
-          </v:textbox>
-          <w10:wrap type="none"/>
-        </v:shape>
-      </w:pict>
     </w:r>
   </w:p>
 </w:ftr>
@@ -27394,179 +24945,6 @@
     </w:pPr>
     <w:r>
       <w:rPr/>
-      <w:pict>
-        <v:shape style="position:absolute;margin-left:107.01799pt;margin-top:767.575989pt;width:398pt;height:16.45pt;mso-position-horizontal-relative:page;mso-position-vertical-relative:page;z-index:-16361984" type="#_x0000_t202" id="docshape7" filled="false" stroked="false">
-          <v:textbox inset="0,0,0,0">
-            <w:txbxContent>
-              <w:p>
-                <w:pPr>
-                  <w:spacing w:before="23"/>
-                  <w:ind w:left="20" w:right="0" w:firstLine="0"/>
-                  <w:jc w:val="left"/>
-                  <w:rPr>
-                    <w:rFonts w:ascii="Trebuchet MS"/>
-                    <w:sz w:val="24"/>
-                  </w:rPr>
-                </w:pPr>
-                <w:r>
-                  <w:rPr>
-                    <w:rFonts w:ascii="Trebuchet MS"/>
-                    <w:color w:val="191919"/>
-                    <w:spacing w:val="-6"/>
-                    <w:sz w:val="24"/>
-                  </w:rPr>
-                  <w:t>UNCONTROLLED</w:t>
-                </w:r>
-                <w:r>
-                  <w:rPr>
-                    <w:rFonts w:ascii="Trebuchet MS"/>
-                    <w:color w:val="191919"/>
-                    <w:spacing w:val="-14"/>
-                    <w:sz w:val="24"/>
-                  </w:rPr>
-                  <w:t> </w:t>
-                </w:r>
-                <w:r>
-                  <w:rPr>
-                    <w:rFonts w:ascii="Trebuchet MS"/>
-                    <w:color w:val="191919"/>
-                    <w:spacing w:val="-6"/>
-                    <w:sz w:val="24"/>
-                  </w:rPr>
-                  <w:t>COPY</w:t>
-                </w:r>
-                <w:r>
-                  <w:rPr>
-                    <w:rFonts w:ascii="Trebuchet MS"/>
-                    <w:color w:val="191919"/>
-                    <w:spacing w:val="-14"/>
-                    <w:sz w:val="24"/>
-                  </w:rPr>
-                  <w:t> </w:t>
-                </w:r>
-                <w:r>
-                  <w:rPr>
-                    <w:rFonts w:ascii="Trebuchet MS"/>
-                    <w:color w:val="191919"/>
-                    <w:spacing w:val="-6"/>
-                    <w:sz w:val="24"/>
-                  </w:rPr>
-                  <w:t>CS_WI_MW0222</w:t>
-                </w:r>
-                <w:r>
-                  <w:rPr>
-                    <w:rFonts w:ascii="Trebuchet MS"/>
-                    <w:color w:val="191919"/>
-                    <w:spacing w:val="-14"/>
-                    <w:sz w:val="24"/>
-                  </w:rPr>
-                  <w:t> </w:t>
-                </w:r>
-                <w:r>
-                  <w:rPr>
-                    <w:rFonts w:ascii="Trebuchet MS"/>
-                    <w:color w:val="191919"/>
-                    <w:spacing w:val="-6"/>
-                    <w:sz w:val="24"/>
-                  </w:rPr>
-                  <w:t>Revision</w:t>
-                </w:r>
-                <w:r>
-                  <w:rPr>
-                    <w:rFonts w:ascii="Trebuchet MS"/>
-                    <w:color w:val="191919"/>
-                    <w:spacing w:val="-14"/>
-                    <w:sz w:val="24"/>
-                  </w:rPr>
-                  <w:t> </w:t>
-                </w:r>
-                <w:r>
-                  <w:rPr>
-                    <w:rFonts w:ascii="Trebuchet MS"/>
-                    <w:color w:val="191919"/>
-                    <w:spacing w:val="-6"/>
-                    <w:sz w:val="24"/>
-                  </w:rPr>
-                  <w:t>6</w:t>
-                </w:r>
-                <w:r>
-                  <w:rPr>
-                    <w:rFonts w:ascii="Trebuchet MS"/>
-                    <w:color w:val="191919"/>
-                    <w:spacing w:val="-14"/>
-                    <w:sz w:val="24"/>
-                  </w:rPr>
-                  <w:t> </w:t>
-                </w:r>
-                <w:r>
-                  <w:rPr>
-                    <w:rFonts w:ascii="Trebuchet MS"/>
-                    <w:color w:val="191919"/>
-                    <w:spacing w:val="-6"/>
-                    <w:sz w:val="24"/>
-                  </w:rPr>
-                  <w:t>-</w:t>
-                </w:r>
-                <w:r>
-                  <w:rPr>
-                    <w:rFonts w:ascii="Trebuchet MS"/>
-                    <w:color w:val="191919"/>
-                    <w:spacing w:val="-14"/>
-                    <w:sz w:val="24"/>
-                  </w:rPr>
-                  <w:t> </w:t>
-                </w:r>
-                <w:r>
-                  <w:rPr>
-                    <w:rFonts w:ascii="Trebuchet MS"/>
-                    <w:color w:val="191919"/>
-                    <w:spacing w:val="-6"/>
-                    <w:sz w:val="24"/>
-                  </w:rPr>
-                  <w:t>EFFECTIVE</w:t>
-                </w:r>
-                <w:r>
-                  <w:rPr>
-                    <w:rFonts w:ascii="Trebuchet MS"/>
-                    <w:color w:val="191919"/>
-                    <w:spacing w:val="-14"/>
-                    <w:sz w:val="24"/>
-                  </w:rPr>
-                  <w:t> </w:t>
-                </w:r>
-                <w:r>
-                  <w:rPr>
-                    <w:rFonts w:ascii="Trebuchet MS"/>
-                    <w:color w:val="191919"/>
-                    <w:spacing w:val="-6"/>
-                    <w:sz w:val="24"/>
-                  </w:rPr>
-                  <w:t>on</w:t>
-                </w:r>
-                <w:r>
-                  <w:rPr>
-                    <w:rFonts w:ascii="Trebuchet MS"/>
-                    <w:color w:val="191919"/>
-                    <w:spacing w:val="-14"/>
-                    <w:sz w:val="24"/>
-                  </w:rPr>
-                  <w:t> </w:t>
-                </w:r>
-                <w:r>
-                  <w:rPr>
-                    <w:rFonts w:ascii="Trebuchet MS"/>
-                    <w:color w:val="191919"/>
-                    <w:spacing w:val="-6"/>
-                    <w:sz w:val="24"/>
-                  </w:rPr>
-                  <w:t>15-Mar-2023</w:t>
-                </w:r>
-              </w:p>
-            </w:txbxContent>
-          </v:textbox>
-          <w10:wrap type="none"/>
-        </v:shape>
-      </w:pict>
     </w:r>
   </w:p>
 </w:ftr>
@@ -27584,180 +24962,27 @@
     </w:pPr>
     <w:r>
       <w:rPr/>
-      <w:pict>
-        <v:shape style="position:absolute;margin-left:107.01799pt;margin-top:767.575989pt;width:398pt;height:16.45pt;mso-position-horizontal-relative:page;mso-position-vertical-relative:page;z-index:-16361472" type="#_x0000_t202" id="docshape46" filled="false" stroked="false">
-          <v:textbox inset="0,0,0,0">
-            <w:txbxContent>
-              <w:p>
-                <w:pPr>
-                  <w:spacing w:before="23"/>
-                  <w:ind w:left="20" w:right="0" w:firstLine="0"/>
-                  <w:jc w:val="left"/>
-                  <w:rPr>
-                    <w:rFonts w:ascii="Trebuchet MS"/>
-                    <w:sz w:val="24"/>
-                  </w:rPr>
-                </w:pPr>
-                <w:r>
-                  <w:rPr>
-                    <w:rFonts w:ascii="Trebuchet MS"/>
-                    <w:color w:val="191919"/>
-                    <w:spacing w:val="-6"/>
-                    <w:sz w:val="24"/>
-                  </w:rPr>
-                  <w:t>UNCONTROLLED</w:t>
-                </w:r>
-                <w:r>
-                  <w:rPr>
-                    <w:rFonts w:ascii="Trebuchet MS"/>
-                    <w:color w:val="191919"/>
-                    <w:spacing w:val="-14"/>
-                    <w:sz w:val="24"/>
-                  </w:rPr>
-                  <w:t> </w:t>
-                </w:r>
-                <w:r>
-                  <w:rPr>
-                    <w:rFonts w:ascii="Trebuchet MS"/>
-                    <w:color w:val="191919"/>
-                    <w:spacing w:val="-6"/>
-                    <w:sz w:val="24"/>
-                  </w:rPr>
-                  <w:t>COPY</w:t>
-                </w:r>
-                <w:r>
-                  <w:rPr>
-                    <w:rFonts w:ascii="Trebuchet MS"/>
-                    <w:color w:val="191919"/>
-                    <w:spacing w:val="-14"/>
-                    <w:sz w:val="24"/>
-                  </w:rPr>
-                  <w:t> </w:t>
-                </w:r>
-                <w:r>
-                  <w:rPr>
-                    <w:rFonts w:ascii="Trebuchet MS"/>
-                    <w:color w:val="191919"/>
-                    <w:spacing w:val="-6"/>
-                    <w:sz w:val="24"/>
-                  </w:rPr>
-                  <w:t>CS_WI_MW0222</w:t>
-                </w:r>
-                <w:r>
-                  <w:rPr>
-                    <w:rFonts w:ascii="Trebuchet MS"/>
-                    <w:color w:val="191919"/>
-                    <w:spacing w:val="-14"/>
-                    <w:sz w:val="24"/>
-                  </w:rPr>
-                  <w:t> </w:t>
-                </w:r>
-                <w:r>
-                  <w:rPr>
-                    <w:rFonts w:ascii="Trebuchet MS"/>
-                    <w:color w:val="191919"/>
-                    <w:spacing w:val="-6"/>
-                    <w:sz w:val="24"/>
-                  </w:rPr>
-                  <w:t>Revision</w:t>
-                </w:r>
-                <w:r>
-                  <w:rPr>
-                    <w:rFonts w:ascii="Trebuchet MS"/>
-                    <w:color w:val="191919"/>
-                    <w:spacing w:val="-14"/>
-                    <w:sz w:val="24"/>
-                  </w:rPr>
-                  <w:t> </w:t>
-                </w:r>
-                <w:r>
-                  <w:rPr>
-                    <w:rFonts w:ascii="Trebuchet MS"/>
-                    <w:color w:val="191919"/>
-                    <w:spacing w:val="-6"/>
-                    <w:sz w:val="24"/>
-                  </w:rPr>
-                  <w:t>6</w:t>
-                </w:r>
-                <w:r>
-                  <w:rPr>
-                    <w:rFonts w:ascii="Trebuchet MS"/>
-                    <w:color w:val="191919"/>
-                    <w:spacing w:val="-14"/>
-                    <w:sz w:val="24"/>
-                  </w:rPr>
-                  <w:t> </w:t>
-                </w:r>
-                <w:r>
-                  <w:rPr>
-                    <w:rFonts w:ascii="Trebuchet MS"/>
-                    <w:color w:val="191919"/>
-                    <w:spacing w:val="-6"/>
-                    <w:sz w:val="24"/>
-                  </w:rPr>
-                  <w:t>-</w:t>
-                </w:r>
-                <w:r>
-                  <w:rPr>
-                    <w:rFonts w:ascii="Trebuchet MS"/>
-                    <w:color w:val="191919"/>
-                    <w:spacing w:val="-14"/>
-                    <w:sz w:val="24"/>
-                  </w:rPr>
-                  <w:t> </w:t>
-                </w:r>
-                <w:r>
-                  <w:rPr>
-                    <w:rFonts w:ascii="Trebuchet MS"/>
-                    <w:color w:val="191919"/>
-                    <w:spacing w:val="-6"/>
-                    <w:sz w:val="24"/>
-                  </w:rPr>
-                  <w:t>EFFECTIVE</w:t>
-                </w:r>
-                <w:r>
-                  <w:rPr>
-                    <w:rFonts w:ascii="Trebuchet MS"/>
-                    <w:color w:val="191919"/>
-                    <w:spacing w:val="-14"/>
-                    <w:sz w:val="24"/>
-                  </w:rPr>
-                  <w:t> </w:t>
-                </w:r>
-                <w:r>
-                  <w:rPr>
-                    <w:rFonts w:ascii="Trebuchet MS"/>
-                    <w:color w:val="191919"/>
-                    <w:spacing w:val="-6"/>
-                    <w:sz w:val="24"/>
-                  </w:rPr>
-                  <w:t>on</w:t>
-                </w:r>
-                <w:r>
-                  <w:rPr>
-                    <w:rFonts w:ascii="Trebuchet MS"/>
-                    <w:color w:val="191919"/>
-                    <w:spacing w:val="-14"/>
-                    <w:sz w:val="24"/>
-                  </w:rPr>
-                  <w:t> </w:t>
-                </w:r>
-                <w:r>
-                  <w:rPr>
-                    <w:rFonts w:ascii="Trebuchet MS"/>
-                    <w:color w:val="191919"/>
-                    <w:spacing w:val="-6"/>
-                    <w:sz w:val="24"/>
-                  </w:rPr>
-                  <w:t>15-Mar-2023</w:t>
-                </w:r>
-              </w:p>
-            </w:txbxContent>
-          </v:textbox>
-          <w10:wrap type="none"/>
-        </v:shape>
-      </w:pict>
     </w:r>
+  </w:p>
+</w:ftr>
+</file>
+
+<file path=word/footer5.xml><?xml version="1.0" encoding="utf-8"?>
+<w:ftr xmlns:m="http://schemas.openxmlformats.org/officeDocument/2006/math" xmlns:mc="http://schemas.openxmlformats.org/markup-compatibility/2006" xmlns:mo="http://schemas.microsoft.com/office/mac/office/2008/main" xmlns:mv="urn:schemas-microsoft-com:mac:vml" xmlns:o="urn:schemas-microsoft-com:office:office" xmlns:r="http://schemas.openxmlformats.org/officeDocument/2006/relationships" xmlns:v="urn:schemas-microsoft-com:vml" xmlns:w10="urn:schemas-microsoft-com:office:word" xmlns:w14="http://schemas.microsoft.com/office/word/2010/wordml" xmlns:w="http://schemas.openxmlformats.org/wordprocessingml/2006/main" xmlns:wne="http://schemas.microsoft.com/office/word/2006/wordml" xmlns:wp14="http://schemas.microsoft.com/office/word/2010/wordprocessingDrawing" xmlns:wp="http://schemas.openxmlformats.org/drawingml/2006/wordprocessingDrawing" xmlns:wpc="http://schemas.microsoft.com/office/word/2010/wordprocessingCanvas" xmlns:wpg="http://schemas.microsoft.com/office/word/2010/wordprocessingGroup" xmlns:wpi="http://schemas.microsoft.com/office/word/2010/wordprocessingInk" xmlns:wps="http://schemas.microsoft.com/office/word/2010/wordprocessingShape" mc:Ignorable="w14 wp14">
+  <w:p>
+    <w:pPr>
+      <w:pStyle w:val="Footer"/>
+    </w:pPr>
+  </w:p>
+</w:ftr>
+</file>
+
+<file path=word/footer6.xml><?xml version="1.0" encoding="utf-8"?>
+<w:ftr xmlns:m="http://schemas.openxmlformats.org/officeDocument/2006/math" xmlns:mc="http://schemas.openxmlformats.org/markup-compatibility/2006" xmlns:mo="http://schemas.microsoft.com/office/mac/office/2008/main" xmlns:mv="urn:schemas-microsoft-com:mac:vml" xmlns:o="urn:schemas-microsoft-com:office:office" xmlns:r="http://schemas.openxmlformats.org/officeDocument/2006/relationships" xmlns:v="urn:schemas-microsoft-com:vml" xmlns:w10="urn:schemas-microsoft-com:office:word" xmlns:w14="http://schemas.microsoft.com/office/word/2010/wordml" xmlns:w="http://schemas.openxmlformats.org/wordprocessingml/2006/main" xmlns:wne="http://schemas.microsoft.com/office/word/2006/wordml" xmlns:wp14="http://schemas.microsoft.com/office/word/2010/wordprocessingDrawing" xmlns:wp="http://schemas.openxmlformats.org/drawingml/2006/wordprocessingDrawing" xmlns:wpc="http://schemas.microsoft.com/office/word/2010/wordprocessingCanvas" xmlns:wpg="http://schemas.microsoft.com/office/word/2010/wordprocessingGroup" xmlns:wpi="http://schemas.microsoft.com/office/word/2010/wordprocessingInk" xmlns:wps="http://schemas.microsoft.com/office/word/2010/wordprocessingShape" mc:Ignorable="w14 wp14">
+  <w:p>
+    <w:pPr>
+      <w:pStyle w:val="Footer"/>
+    </w:pPr>
   </w:p>
 </w:ftr>
 </file>
@@ -27774,381 +24999,9 @@
     </w:pPr>
     <w:r>
       <w:rPr/>
-      <w:pict>
-        <v:shape style="position:absolute;margin-left:59.639999pt;margin-top:36pt;width:479.05pt;height:90.45pt;mso-position-horizontal-relative:page;mso-position-vertical-relative:page;z-index:15728640" type="#_x0000_t202" id="docshape3" filled="false" stroked="false">
-          <v:textbox inset="0,0,0,0">
-            <w:txbxContent>
-              <w:tbl>
-                <w:tblPr>
-                  <w:tblW w:w="0" w:type="auto"/>
-                  <w:jc w:val="left"/>
-                  <w:tblInd w:w="65" w:type="dxa"/>
-                  <w:tblBorders>
-                    <w:top w:val="single" w:sz="4" w:space="0" w:color="000000"/>
-                    <w:left w:val="single" w:sz="4" w:space="0" w:color="000000"/>
-                    <w:bottom w:val="single" w:sz="4" w:space="0" w:color="000000"/>
-                    <w:right w:val="single" w:sz="4" w:space="0" w:color="000000"/>
-                    <w:insideH w:val="single" w:sz="4" w:space="0" w:color="000000"/>
-                    <w:insideV w:val="single" w:sz="4" w:space="0" w:color="000000"/>
-                  </w:tblBorders>
-                  <w:tblLayout w:type="fixed"/>
-                  <w:tblCellMar>
-                    <w:top w:w="0" w:type="dxa"/>
-                    <w:left w:w="0" w:type="dxa"/>
-                    <w:bottom w:w="0" w:type="dxa"/>
-                    <w:right w:w="0" w:type="dxa"/>
-                  </w:tblCellMar>
-                  <w:tblLook w:val="01E0"/>
-                </w:tblPr>
-                <w:tblGrid>
-                  <w:gridCol w:w="4502"/>
-                  <w:gridCol w:w="4948"/>
-                </w:tblGrid>
-                <w:tr>
-                  <w:trPr>
-                    <w:trHeight w:val="954" w:hRule="atLeast"/>
-                  </w:trPr>
-                  <w:tc>
-                    <w:tcPr>
-                      <w:tcW w:w="4502" w:type="dxa"/>
-                      <w:vMerge w:val="restart"/>
-                    </w:tcPr>
-                    <w:p>
-                      <w:pPr>
-                        <w:pStyle w:val="TableParagraph"/>
-                        <w:spacing w:before="0"/>
-                        <w:rPr>
-                          <w:rFonts w:ascii="Times New Roman"/>
-                          <w:sz w:val="20"/>
-                        </w:rPr>
-                      </w:pPr>
-                    </w:p>
-                  </w:tc>
-                  <w:tc>
-                    <w:tcPr>
-                      <w:tcW w:w="4948" w:type="dxa"/>
-                    </w:tcPr>
-                    <w:p>
-                      <w:pPr>
-                        <w:pStyle w:val="TableParagraph"/>
-                        <w:spacing w:before="124"/>
-                        <w:ind w:left="105"/>
-                        <w:rPr>
-                          <w:b/>
-                          <w:sz w:val="20"/>
-                        </w:rPr>
-                      </w:pPr>
-                      <w:r>
-                        <w:rPr>
-                          <w:b/>
-                          <w:sz w:val="20"/>
-                        </w:rPr>
-                        <w:t>Document</w:t>
-                      </w:r>
-                      <w:r>
-                        <w:rPr>
-                          <w:b/>
-                          <w:spacing w:val="-9"/>
-                          <w:sz w:val="20"/>
-                        </w:rPr>
-                        <w:t> </w:t>
-                      </w:r>
-                      <w:r>
-                        <w:rPr>
-                          <w:b/>
-                          <w:spacing w:val="-2"/>
-                          <w:sz w:val="20"/>
-                        </w:rPr>
-                        <w:t>Title:</w:t>
-                      </w:r>
-                    </w:p>
-                    <w:p>
-                      <w:pPr>
-                        <w:pStyle w:val="TableParagraph"/>
-                        <w:spacing w:before="5"/>
-                        <w:ind w:left="105"/>
-                        <w:rPr>
-                          <w:sz w:val="20"/>
-                        </w:rPr>
-                      </w:pPr>
-                      <w:r>
-                        <w:rPr>
-                          <w:sz w:val="20"/>
-                        </w:rPr>
-                        <w:t>Producing</w:t>
-                      </w:r>
-                      <w:r>
-                        <w:rPr>
-                          <w:spacing w:val="-6"/>
-                          <w:sz w:val="20"/>
-                        </w:rPr>
-                        <w:t> </w:t>
-                      </w:r>
-                      <w:r>
-                        <w:rPr>
-                          <w:sz w:val="20"/>
-                        </w:rPr>
-                        <w:t>a</w:t>
-                      </w:r>
-                      <w:r>
-                        <w:rPr>
-                          <w:spacing w:val="-7"/>
-                          <w:sz w:val="20"/>
-                        </w:rPr>
-                        <w:t> </w:t>
-                      </w:r>
-                      <w:r>
-                        <w:rPr>
-                          <w:sz w:val="20"/>
-                        </w:rPr>
-                        <w:t>Clinical</w:t>
-                      </w:r>
-                      <w:r>
-                        <w:rPr>
-                          <w:spacing w:val="-7"/>
-                          <w:sz w:val="20"/>
-                        </w:rPr>
-                        <w:t> </w:t>
-                      </w:r>
-                      <w:r>
-                        <w:rPr>
-                          <w:sz w:val="20"/>
-                        </w:rPr>
-                        <w:t>Trial</w:t>
-                      </w:r>
-                      <w:r>
-                        <w:rPr>
-                          <w:spacing w:val="-6"/>
-                          <w:sz w:val="20"/>
-                        </w:rPr>
-                        <w:t> </w:t>
-                      </w:r>
-                      <w:r>
-                        <w:rPr>
-                          <w:sz w:val="20"/>
-                        </w:rPr>
-                        <w:t>Results</w:t>
-                      </w:r>
-                      <w:r>
-                        <w:rPr>
-                          <w:spacing w:val="-4"/>
-                          <w:sz w:val="20"/>
-                        </w:rPr>
-                        <w:t> </w:t>
-                      </w:r>
-                      <w:r>
-                        <w:rPr>
-                          <w:sz w:val="20"/>
-                        </w:rPr>
-                        <w:t>Posting</w:t>
-                      </w:r>
-                      <w:r>
-                        <w:rPr>
-                          <w:spacing w:val="-6"/>
-                          <w:sz w:val="20"/>
-                        </w:rPr>
-                        <w:t> </w:t>
-                      </w:r>
-                      <w:r>
-                        <w:rPr>
-                          <w:sz w:val="20"/>
-                        </w:rPr>
-                        <w:t>for Submission to Public Registries</w:t>
-                      </w:r>
-                    </w:p>
-                  </w:tc>
-                </w:tr>
-                <w:tr>
-                  <w:trPr>
-                    <w:trHeight w:val="825" w:hRule="atLeast"/>
-                  </w:trPr>
-                  <w:tc>
-                    <w:tcPr>
-                      <w:tcW w:w="4502" w:type="dxa"/>
-                      <w:vMerge/>
-                      <w:tcBorders>
-                        <w:top w:val="nil"/>
-                      </w:tcBorders>
-                    </w:tcPr>
-                    <w:p>
-                      <w:pPr>
-                        <w:rPr>
-                          <w:sz w:val="2"/>
-                          <w:szCs w:val="2"/>
-                        </w:rPr>
-                      </w:pPr>
-                    </w:p>
-                  </w:tc>
-                  <w:tc>
-                    <w:tcPr>
-                      <w:tcW w:w="4948" w:type="dxa"/>
-                    </w:tcPr>
-                    <w:p>
-                      <w:pPr>
-                        <w:pStyle w:val="TableParagraph"/>
-                        <w:spacing w:before="182"/>
-                        <w:ind w:left="105"/>
-                        <w:rPr>
-                          <w:b/>
-                          <w:sz w:val="20"/>
-                        </w:rPr>
-                      </w:pPr>
-                      <w:r>
-                        <w:rPr>
-                          <w:b/>
-                          <w:sz w:val="20"/>
-                        </w:rPr>
-                        <w:t>Document</w:t>
-                      </w:r>
-                      <w:r>
-                        <w:rPr>
-                          <w:b/>
-                          <w:spacing w:val="-7"/>
-                          <w:sz w:val="20"/>
-                        </w:rPr>
-                        <w:t> </w:t>
-                      </w:r>
-                      <w:r>
-                        <w:rPr>
-                          <w:b/>
-                          <w:sz w:val="20"/>
-                        </w:rPr>
-                        <w:t>Number</w:t>
-                      </w:r>
-                      <w:r>
-                        <w:rPr>
-                          <w:b/>
-                          <w:spacing w:val="-7"/>
-                          <w:sz w:val="20"/>
-                        </w:rPr>
-                        <w:t> </w:t>
-                      </w:r>
-                      <w:r>
-                        <w:rPr>
-                          <w:b/>
-                          <w:sz w:val="20"/>
-                        </w:rPr>
-                        <w:t>and</w:t>
-                      </w:r>
-                      <w:r>
-                        <w:rPr>
-                          <w:b/>
-                          <w:spacing w:val="-6"/>
-                          <w:sz w:val="20"/>
-                        </w:rPr>
-                        <w:t> </w:t>
-                      </w:r>
-                      <w:r>
-                        <w:rPr>
-                          <w:b/>
-                          <w:spacing w:val="-2"/>
-                          <w:sz w:val="20"/>
-                        </w:rPr>
-                        <w:t>Revision:</w:t>
-                      </w:r>
-                    </w:p>
-                    <w:p>
-                      <w:pPr>
-                        <w:pStyle w:val="TableParagraph"/>
-                        <w:spacing w:before="67"/>
-                        <w:ind w:left="105"/>
-                        <w:rPr>
-                          <w:sz w:val="20"/>
-                        </w:rPr>
-                      </w:pPr>
-                      <w:r>
-                        <w:rPr>
-                          <w:sz w:val="20"/>
-                        </w:rPr>
-                        <w:t>CS_WI_MW0222</w:t>
-                      </w:r>
-                      <w:r>
-                        <w:rPr>
-                          <w:spacing w:val="-11"/>
-                          <w:sz w:val="20"/>
-                        </w:rPr>
-                        <w:t> </w:t>
-                      </w:r>
-                      <w:r>
-                        <w:rPr>
-                          <w:sz w:val="20"/>
-                        </w:rPr>
-                        <w:t>Revision</w:t>
-                      </w:r>
-                      <w:r>
-                        <w:rPr>
-                          <w:spacing w:val="-7"/>
-                          <w:sz w:val="20"/>
-                        </w:rPr>
-                        <w:t> </w:t>
-                      </w:r>
-                      <w:r>
-                        <w:rPr>
-                          <w:spacing w:val="-10"/>
-                          <w:sz w:val="20"/>
-                        </w:rPr>
-                        <w:t>6</w:t>
-                      </w:r>
-                    </w:p>
-                  </w:tc>
-                </w:tr>
-              </w:tbl>
-              <w:p>
-                <w:pPr>
-                  <w:pStyle w:val="BodyText"/>
-                </w:pPr>
-              </w:p>
-            </w:txbxContent>
-          </v:textbox>
-          <w10:wrap type="none"/>
-        </v:shape>
-      </w:pict>
     </w:r>
     <w:r>
       <w:rPr/>
-      <w:drawing>
-        <wp:anchor distT="0" distB="0" distL="0" distR="0" allowOverlap="1" layoutInCell="1" locked="0" behindDoc="1" simplePos="0" relativeHeight="486952448">
-          <wp:simplePos x="0" y="0"/>
-          <wp:positionH relativeFrom="page">
-            <wp:posOffset>1213103</wp:posOffset>
-          </wp:positionH>
-          <wp:positionV relativeFrom="page">
-            <wp:posOffset>874775</wp:posOffset>
-          </wp:positionV>
-          <wp:extent cx="1978152" cy="347472"/>
-          <wp:effectExtent l="0" t="0" r="0" b="0"/>
-          <wp:wrapNone/>
-          <wp:docPr id="3" name="image1.png"/>
-          <wp:cNvGraphicFramePr>
-            <a:graphicFrameLocks noChangeAspect="1"/>
-          </wp:cNvGraphicFramePr>
-          <a:graphic>
-            <a:graphicData uri="http://schemas.openxmlformats.org/drawingml/2006/picture">
-              <pic:pic>
-                <pic:nvPicPr>
-                  <pic:cNvPr id="4" name="image1.png"/>
-                  <pic:cNvPicPr/>
-                </pic:nvPicPr>
-                <pic:blipFill>
-                  <a:blip r:embed="rId1" cstate="print"/>
-                  <a:stretch>
-                    <a:fillRect/>
-                  </a:stretch>
-                </pic:blipFill>
-                <pic:spPr>
-                  <a:xfrm>
-                    <a:off x="0" y="0"/>
-                    <a:ext cx="1978152" cy="347472"/>
-                  </a:xfrm>
-                  <a:prstGeom prst="rect">
-                    <a:avLst/>
-                  </a:prstGeom>
-                </pic:spPr>
-              </pic:pic>
-            </a:graphicData>
-          </a:graphic>
-        </wp:anchor>
-      </w:drawing>
     </w:r>
   </w:p>
 </w:hdr>
@@ -28166,381 +25019,9 @@
     </w:pPr>
     <w:r>
       <w:rPr/>
-      <w:pict>
-        <v:shape style="position:absolute;margin-left:59.639999pt;margin-top:36pt;width:479.05pt;height:90.45pt;mso-position-horizontal-relative:page;mso-position-vertical-relative:page;z-index:15729152" type="#_x0000_t202" id="docshape6" filled="false" stroked="false">
-          <v:textbox inset="0,0,0,0">
-            <w:txbxContent>
-              <w:tbl>
-                <w:tblPr>
-                  <w:tblW w:w="0" w:type="auto"/>
-                  <w:jc w:val="left"/>
-                  <w:tblInd w:w="65" w:type="dxa"/>
-                  <w:tblBorders>
-                    <w:top w:val="single" w:sz="4" w:space="0" w:color="000000"/>
-                    <w:left w:val="single" w:sz="4" w:space="0" w:color="000000"/>
-                    <w:bottom w:val="single" w:sz="4" w:space="0" w:color="000000"/>
-                    <w:right w:val="single" w:sz="4" w:space="0" w:color="000000"/>
-                    <w:insideH w:val="single" w:sz="4" w:space="0" w:color="000000"/>
-                    <w:insideV w:val="single" w:sz="4" w:space="0" w:color="000000"/>
-                  </w:tblBorders>
-                  <w:tblLayout w:type="fixed"/>
-                  <w:tblCellMar>
-                    <w:top w:w="0" w:type="dxa"/>
-                    <w:left w:w="0" w:type="dxa"/>
-                    <w:bottom w:w="0" w:type="dxa"/>
-                    <w:right w:w="0" w:type="dxa"/>
-                  </w:tblCellMar>
-                  <w:tblLook w:val="01E0"/>
-                </w:tblPr>
-                <w:tblGrid>
-                  <w:gridCol w:w="4502"/>
-                  <w:gridCol w:w="4948"/>
-                </w:tblGrid>
-                <w:tr>
-                  <w:trPr>
-                    <w:trHeight w:val="954" w:hRule="atLeast"/>
-                  </w:trPr>
-                  <w:tc>
-                    <w:tcPr>
-                      <w:tcW w:w="4502" w:type="dxa"/>
-                      <w:vMerge w:val="restart"/>
-                    </w:tcPr>
-                    <w:p>
-                      <w:pPr>
-                        <w:pStyle w:val="TableParagraph"/>
-                        <w:spacing w:before="0"/>
-                        <w:rPr>
-                          <w:rFonts w:ascii="Times New Roman"/>
-                          <w:sz w:val="18"/>
-                        </w:rPr>
-                      </w:pPr>
-                    </w:p>
-                  </w:tc>
-                  <w:tc>
-                    <w:tcPr>
-                      <w:tcW w:w="4948" w:type="dxa"/>
-                    </w:tcPr>
-                    <w:p>
-                      <w:pPr>
-                        <w:pStyle w:val="TableParagraph"/>
-                        <w:spacing w:before="124"/>
-                        <w:ind w:left="105"/>
-                        <w:rPr>
-                          <w:b/>
-                          <w:sz w:val="20"/>
-                        </w:rPr>
-                      </w:pPr>
-                      <w:r>
-                        <w:rPr>
-                          <w:b/>
-                          <w:sz w:val="20"/>
-                        </w:rPr>
-                        <w:t>Document</w:t>
-                      </w:r>
-                      <w:r>
-                        <w:rPr>
-                          <w:b/>
-                          <w:spacing w:val="-9"/>
-                          <w:sz w:val="20"/>
-                        </w:rPr>
-                        <w:t> </w:t>
-                      </w:r>
-                      <w:r>
-                        <w:rPr>
-                          <w:b/>
-                          <w:spacing w:val="-2"/>
-                          <w:sz w:val="20"/>
-                        </w:rPr>
-                        <w:t>Title:</w:t>
-                      </w:r>
-                    </w:p>
-                    <w:p>
-                      <w:pPr>
-                        <w:pStyle w:val="TableParagraph"/>
-                        <w:spacing w:before="5"/>
-                        <w:ind w:left="105"/>
-                        <w:rPr>
-                          <w:sz w:val="20"/>
-                        </w:rPr>
-                      </w:pPr>
-                      <w:r>
-                        <w:rPr>
-                          <w:sz w:val="20"/>
-                        </w:rPr>
-                        <w:t>Producing</w:t>
-                      </w:r>
-                      <w:r>
-                        <w:rPr>
-                          <w:spacing w:val="-6"/>
-                          <w:sz w:val="20"/>
-                        </w:rPr>
-                        <w:t> </w:t>
-                      </w:r>
-                      <w:r>
-                        <w:rPr>
-                          <w:sz w:val="20"/>
-                        </w:rPr>
-                        <w:t>a</w:t>
-                      </w:r>
-                      <w:r>
-                        <w:rPr>
-                          <w:spacing w:val="-7"/>
-                          <w:sz w:val="20"/>
-                        </w:rPr>
-                        <w:t> </w:t>
-                      </w:r>
-                      <w:r>
-                        <w:rPr>
-                          <w:sz w:val="20"/>
-                        </w:rPr>
-                        <w:t>Clinical</w:t>
-                      </w:r>
-                      <w:r>
-                        <w:rPr>
-                          <w:spacing w:val="-7"/>
-                          <w:sz w:val="20"/>
-                        </w:rPr>
-                        <w:t> </w:t>
-                      </w:r>
-                      <w:r>
-                        <w:rPr>
-                          <w:sz w:val="20"/>
-                        </w:rPr>
-                        <w:t>Trial</w:t>
-                      </w:r>
-                      <w:r>
-                        <w:rPr>
-                          <w:spacing w:val="-6"/>
-                          <w:sz w:val="20"/>
-                        </w:rPr>
-                        <w:t> </w:t>
-                      </w:r>
-                      <w:r>
-                        <w:rPr>
-                          <w:sz w:val="20"/>
-                        </w:rPr>
-                        <w:t>Results</w:t>
-                      </w:r>
-                      <w:r>
-                        <w:rPr>
-                          <w:spacing w:val="-4"/>
-                          <w:sz w:val="20"/>
-                        </w:rPr>
-                        <w:t> </w:t>
-                      </w:r>
-                      <w:r>
-                        <w:rPr>
-                          <w:sz w:val="20"/>
-                        </w:rPr>
-                        <w:t>Posting</w:t>
-                      </w:r>
-                      <w:r>
-                        <w:rPr>
-                          <w:spacing w:val="-6"/>
-                          <w:sz w:val="20"/>
-                        </w:rPr>
-                        <w:t> </w:t>
-                      </w:r>
-                      <w:r>
-                        <w:rPr>
-                          <w:sz w:val="20"/>
-                        </w:rPr>
-                        <w:t>for Submission to Public Registries</w:t>
-                      </w:r>
-                    </w:p>
-                  </w:tc>
-                </w:tr>
-                <w:tr>
-                  <w:trPr>
-                    <w:trHeight w:val="825" w:hRule="atLeast"/>
-                  </w:trPr>
-                  <w:tc>
-                    <w:tcPr>
-                      <w:tcW w:w="4502" w:type="dxa"/>
-                      <w:vMerge/>
-                      <w:tcBorders>
-                        <w:top w:val="nil"/>
-                      </w:tcBorders>
-                    </w:tcPr>
-                    <w:p>
-                      <w:pPr>
-                        <w:rPr>
-                          <w:sz w:val="2"/>
-                          <w:szCs w:val="2"/>
-                        </w:rPr>
-                      </w:pPr>
-                    </w:p>
-                  </w:tc>
-                  <w:tc>
-                    <w:tcPr>
-                      <w:tcW w:w="4948" w:type="dxa"/>
-                    </w:tcPr>
-                    <w:p>
-                      <w:pPr>
-                        <w:pStyle w:val="TableParagraph"/>
-                        <w:spacing w:before="182"/>
-                        <w:ind w:left="105"/>
-                        <w:rPr>
-                          <w:b/>
-                          <w:sz w:val="20"/>
-                        </w:rPr>
-                      </w:pPr>
-                      <w:r>
-                        <w:rPr>
-                          <w:b/>
-                          <w:sz w:val="20"/>
-                        </w:rPr>
-                        <w:t>Document</w:t>
-                      </w:r>
-                      <w:r>
-                        <w:rPr>
-                          <w:b/>
-                          <w:spacing w:val="-7"/>
-                          <w:sz w:val="20"/>
-                        </w:rPr>
-                        <w:t> </w:t>
-                      </w:r>
-                      <w:r>
-                        <w:rPr>
-                          <w:b/>
-                          <w:sz w:val="20"/>
-                        </w:rPr>
-                        <w:t>Number</w:t>
-                      </w:r>
-                      <w:r>
-                        <w:rPr>
-                          <w:b/>
-                          <w:spacing w:val="-7"/>
-                          <w:sz w:val="20"/>
-                        </w:rPr>
-                        <w:t> </w:t>
-                      </w:r>
-                      <w:r>
-                        <w:rPr>
-                          <w:b/>
-                          <w:sz w:val="20"/>
-                        </w:rPr>
-                        <w:t>and</w:t>
-                      </w:r>
-                      <w:r>
-                        <w:rPr>
-                          <w:b/>
-                          <w:spacing w:val="-6"/>
-                          <w:sz w:val="20"/>
-                        </w:rPr>
-                        <w:t> </w:t>
-                      </w:r>
-                      <w:r>
-                        <w:rPr>
-                          <w:b/>
-                          <w:spacing w:val="-2"/>
-                          <w:sz w:val="20"/>
-                        </w:rPr>
-                        <w:t>Revision:</w:t>
-                      </w:r>
-                    </w:p>
-                    <w:p>
-                      <w:pPr>
-                        <w:pStyle w:val="TableParagraph"/>
-                        <w:spacing w:before="67"/>
-                        <w:ind w:left="105"/>
-                        <w:rPr>
-                          <w:sz w:val="20"/>
-                        </w:rPr>
-                      </w:pPr>
-                      <w:r>
-                        <w:rPr>
-                          <w:sz w:val="20"/>
-                        </w:rPr>
-                        <w:t>CS_WI_MW0222</w:t>
-                      </w:r>
-                      <w:r>
-                        <w:rPr>
-                          <w:spacing w:val="-11"/>
-                          <w:sz w:val="20"/>
-                        </w:rPr>
-                        <w:t> </w:t>
-                      </w:r>
-                      <w:r>
-                        <w:rPr>
-                          <w:sz w:val="20"/>
-                        </w:rPr>
-                        <w:t>Revision</w:t>
-                      </w:r>
-                      <w:r>
-                        <w:rPr>
-                          <w:spacing w:val="-7"/>
-                          <w:sz w:val="20"/>
-                        </w:rPr>
-                        <w:t> </w:t>
-                      </w:r>
-                      <w:r>
-                        <w:rPr>
-                          <w:spacing w:val="-10"/>
-                          <w:sz w:val="20"/>
-                        </w:rPr>
-                        <w:t>6</w:t>
-                      </w:r>
-                    </w:p>
-                  </w:tc>
-                </w:tr>
-              </w:tbl>
-              <w:p>
-                <w:pPr>
-                  <w:pStyle w:val="BodyText"/>
-                </w:pPr>
-              </w:p>
-            </w:txbxContent>
-          </v:textbox>
-          <w10:wrap type="none"/>
-        </v:shape>
-      </w:pict>
     </w:r>
     <w:r>
       <w:rPr/>
-      <w:drawing>
-        <wp:anchor distT="0" distB="0" distL="0" distR="0" allowOverlap="1" layoutInCell="1" locked="0" behindDoc="1" simplePos="0" relativeHeight="486953984">
-          <wp:simplePos x="0" y="0"/>
-          <wp:positionH relativeFrom="page">
-            <wp:posOffset>1213103</wp:posOffset>
-          </wp:positionH>
-          <wp:positionV relativeFrom="page">
-            <wp:posOffset>874775</wp:posOffset>
-          </wp:positionV>
-          <wp:extent cx="1978152" cy="347472"/>
-          <wp:effectExtent l="0" t="0" r="0" b="0"/>
-          <wp:wrapNone/>
-          <wp:docPr id="5" name="image1.png"/>
-          <wp:cNvGraphicFramePr>
-            <a:graphicFrameLocks noChangeAspect="1"/>
-          </wp:cNvGraphicFramePr>
-          <a:graphic>
-            <a:graphicData uri="http://schemas.openxmlformats.org/drawingml/2006/picture">
-              <pic:pic>
-                <pic:nvPicPr>
-                  <pic:cNvPr id="6" name="image1.png"/>
-                  <pic:cNvPicPr/>
-                </pic:nvPicPr>
-                <pic:blipFill>
-                  <a:blip r:embed="rId1" cstate="print"/>
-                  <a:stretch>
-                    <a:fillRect/>
-                  </a:stretch>
-                </pic:blipFill>
-                <pic:spPr>
-                  <a:xfrm>
-                    <a:off x="0" y="0"/>
-                    <a:ext cx="1978152" cy="347472"/>
-                  </a:xfrm>
-                  <a:prstGeom prst="rect">
-                    <a:avLst/>
-                  </a:prstGeom>
-                </pic:spPr>
-              </pic:pic>
-            </a:graphicData>
-          </a:graphic>
-        </wp:anchor>
-      </w:drawing>
     </w:r>
   </w:p>
 </w:hdr>
@@ -28555,6 +25036,36 @@
       <w:rPr>
         <w:sz w:val="2"/>
       </w:rPr>
+    </w:pPr>
+  </w:p>
+</w:hdr>
+</file>
+
+<file path=word/header4.xml><?xml version="1.0" encoding="utf-8"?>
+<w:hdr xmlns:m="http://schemas.openxmlformats.org/officeDocument/2006/math" xmlns:mc="http://schemas.openxmlformats.org/markup-compatibility/2006" xmlns:mo="http://schemas.microsoft.com/office/mac/office/2008/main" xmlns:mv="urn:schemas-microsoft-com:mac:vml" xmlns:o="urn:schemas-microsoft-com:office:office" xmlns:r="http://schemas.openxmlformats.org/officeDocument/2006/relationships" xmlns:v="urn:schemas-microsoft-com:vml" xmlns:w10="urn:schemas-microsoft-com:office:word" xmlns:w14="http://schemas.microsoft.com/office/word/2010/wordml" xmlns:w="http://schemas.openxmlformats.org/wordprocessingml/2006/main" xmlns:wne="http://schemas.microsoft.com/office/word/2006/wordml" xmlns:wp14="http://schemas.microsoft.com/office/word/2010/wordprocessingDrawing" xmlns:wp="http://schemas.openxmlformats.org/drawingml/2006/wordprocessingDrawing" xmlns:wpc="http://schemas.microsoft.com/office/word/2010/wordprocessingCanvas" xmlns:wpg="http://schemas.microsoft.com/office/word/2010/wordprocessingGroup" xmlns:wpi="http://schemas.microsoft.com/office/word/2010/wordprocessingInk" xmlns:wps="http://schemas.microsoft.com/office/word/2010/wordprocessingShape" mc:Ignorable="w14 wp14">
+  <w:p>
+    <w:pPr>
+      <w:pStyle w:val="Header"/>
+    </w:pPr>
+  </w:p>
+</w:hdr>
+</file>
+
+<file path=word/header5.xml><?xml version="1.0" encoding="utf-8"?>
+<w:hdr xmlns:m="http://schemas.openxmlformats.org/officeDocument/2006/math" xmlns:mc="http://schemas.openxmlformats.org/markup-compatibility/2006" xmlns:mo="http://schemas.microsoft.com/office/mac/office/2008/main" xmlns:mv="urn:schemas-microsoft-com:mac:vml" xmlns:o="urn:schemas-microsoft-com:office:office" xmlns:r="http://schemas.openxmlformats.org/officeDocument/2006/relationships" xmlns:v="urn:schemas-microsoft-com:vml" xmlns:w10="urn:schemas-microsoft-com:office:word" xmlns:w14="http://schemas.microsoft.com/office/word/2010/wordml" xmlns:w="http://schemas.openxmlformats.org/wordprocessingml/2006/main" xmlns:wne="http://schemas.microsoft.com/office/word/2006/wordml" xmlns:wp14="http://schemas.microsoft.com/office/word/2010/wordprocessingDrawing" xmlns:wp="http://schemas.openxmlformats.org/drawingml/2006/wordprocessingDrawing" xmlns:wpc="http://schemas.microsoft.com/office/word/2010/wordprocessingCanvas" xmlns:wpg="http://schemas.microsoft.com/office/word/2010/wordprocessingGroup" xmlns:wpi="http://schemas.microsoft.com/office/word/2010/wordprocessingInk" xmlns:wps="http://schemas.microsoft.com/office/word/2010/wordprocessingShape" mc:Ignorable="w14 wp14">
+  <w:p>
+    <w:pPr>
+      <w:pStyle w:val="Header"/>
+    </w:pPr>
+  </w:p>
+</w:hdr>
+</file>
+
+<file path=word/header6.xml><?xml version="1.0" encoding="utf-8"?>
+<w:hdr xmlns:m="http://schemas.openxmlformats.org/officeDocument/2006/math" xmlns:mc="http://schemas.openxmlformats.org/markup-compatibility/2006" xmlns:mo="http://schemas.microsoft.com/office/mac/office/2008/main" xmlns:mv="urn:schemas-microsoft-com:mac:vml" xmlns:o="urn:schemas-microsoft-com:office:office" xmlns:r="http://schemas.openxmlformats.org/officeDocument/2006/relationships" xmlns:v="urn:schemas-microsoft-com:vml" xmlns:w10="urn:schemas-microsoft-com:office:word" xmlns:w14="http://schemas.microsoft.com/office/word/2010/wordml" xmlns:w="http://schemas.openxmlformats.org/wordprocessingml/2006/main" xmlns:wne="http://schemas.microsoft.com/office/word/2006/wordml" xmlns:wp14="http://schemas.microsoft.com/office/word/2010/wordprocessingDrawing" xmlns:wp="http://schemas.openxmlformats.org/drawingml/2006/wordprocessingDrawing" xmlns:wpc="http://schemas.microsoft.com/office/word/2010/wordprocessingCanvas" xmlns:wpg="http://schemas.microsoft.com/office/word/2010/wordprocessingGroup" xmlns:wpi="http://schemas.microsoft.com/office/word/2010/wordprocessingInk" xmlns:wps="http://schemas.microsoft.com/office/word/2010/wordprocessingShape" mc:Ignorable="w14 wp14">
+  <w:p>
+    <w:pPr>
+      <w:pStyle w:val="Header"/>
     </w:pPr>
   </w:p>
 </w:hdr>
